--- a/PLANO DE ENSINO.docx
+++ b/PLANO DE ENSINO.docx
@@ -1,6 +1,6 @@
 
 <file path=word/document.xml><?xml version="1.0" encoding="utf-8"?>
-<w:document xmlns:wpc="http://schemas.microsoft.com/office/word/2010/wordprocessingCanvas" xmlns:cx="http://schemas.microsoft.com/office/drawing/2014/chartex" xmlns:cx1="http://schemas.microsoft.com/office/drawing/2015/9/8/chartex" xmlns:cx2="http://schemas.microsoft.com/office/drawing/2015/10/21/chartex" xmlns:cx3="http://schemas.microsoft.com/office/drawing/2016/5/9/chartex" xmlns:cx4="http://schemas.microsoft.com/office/drawing/2016/5/10/chartex" xmlns:cx5="http://schemas.microsoft.com/office/drawing/2016/5/11/chartex" xmlns:cx6="http://schemas.microsoft.com/office/drawing/2016/5/12/chartex" xmlns:cx7="http://schemas.microsoft.com/office/drawing/2016/5/13/chartex" xmlns:cx8="http://schemas.microsoft.com/office/drawing/2016/5/14/chartex" xmlns:mc="http://schemas.openxmlformats.org/markup-compatibility/2006" xmlns:aink="http://schemas.microsoft.com/office/drawing/2016/ink" xmlns:am3d="http://schemas.microsoft.com/office/drawing/2017/model3d" xmlns:o="urn:schemas-microsoft-com:office:office" xmlns:oel="http://schemas.microsoft.com/office/2019/extlst" xmlns:r="http://schemas.openxmlformats.org/officeDocument/2006/relationships" xmlns:m="http://schemas.openxmlformats.org/officeDocument/2006/math" xmlns:v="urn:schemas-microsoft-com:vml" xmlns:wp14="http://schemas.microsoft.com/office/word/2010/wordprocessingDrawing" xmlns:wp="http://schemas.openxmlformats.org/drawingml/2006/wordprocessingDrawing" xmlns:w10="urn:schemas-microsoft-com:office:word" xmlns:w="http://schemas.openxmlformats.org/wordprocessingml/2006/main" xmlns:w14="http://schemas.microsoft.com/office/word/2010/wordml" xmlns:w15="http://schemas.microsoft.com/office/word/2012/wordml" xmlns:w16cex="http://schemas.microsoft.com/office/word/2018/wordml/cex" xmlns:w16cid="http://schemas.microsoft.com/office/word/2016/wordml/cid" xmlns:w16="http://schemas.microsoft.com/office/word/2018/wordml" xmlns:w16sdtdh="http://schemas.microsoft.com/office/word/2020/wordml/sdtdatahash" xmlns:w16se="http://schemas.microsoft.com/office/word/2015/wordml/symex" xmlns:wpg="http://schemas.microsoft.com/office/word/2010/wordprocessingGroup" xmlns:wpi="http://schemas.microsoft.com/office/word/2010/wordprocessingInk" xmlns:wne="http://schemas.microsoft.com/office/word/2006/wordml" xmlns:wps="http://schemas.microsoft.com/office/word/2010/wordprocessingShape" mc:Ignorable="w14 w15 w16se w16cid w16 w16cex w16sdtdh wp14">
+<w:document xmlns:wpc="http://schemas.microsoft.com/office/word/2010/wordprocessingCanvas" xmlns:cx="http://schemas.microsoft.com/office/drawing/2014/chartex" xmlns:cx1="http://schemas.microsoft.com/office/drawing/2015/9/8/chartex" xmlns:cx2="http://schemas.microsoft.com/office/drawing/2015/10/21/chartex" xmlns:cx3="http://schemas.microsoft.com/office/drawing/2016/5/9/chartex" xmlns:cx4="http://schemas.microsoft.com/office/drawing/2016/5/10/chartex" xmlns:cx5="http://schemas.microsoft.com/office/drawing/2016/5/11/chartex" xmlns:cx6="http://schemas.microsoft.com/office/drawing/2016/5/12/chartex" xmlns:cx7="http://schemas.microsoft.com/office/drawing/2016/5/13/chartex" xmlns:cx8="http://schemas.microsoft.com/office/drawing/2016/5/14/chartex" xmlns:mc="http://schemas.openxmlformats.org/markup-compatibility/2006" xmlns:aink="http://schemas.microsoft.com/office/drawing/2016/ink" xmlns:am3d="http://schemas.microsoft.com/office/drawing/2017/model3d" xmlns:o="urn:schemas-microsoft-com:office:office" xmlns:oel="http://schemas.microsoft.com/office/2019/extlst" xmlns:r="http://schemas.openxmlformats.org/officeDocument/2006/relationships" xmlns:m="http://schemas.openxmlformats.org/officeDocument/2006/math" xmlns:v="urn:schemas-microsoft-com:vml" xmlns:wp14="http://schemas.microsoft.com/office/word/2010/wordprocessingDrawing" xmlns:wp="http://schemas.openxmlformats.org/drawingml/2006/wordprocessingDrawing" xmlns:w10="urn:schemas-microsoft-com:office:word" xmlns:w="http://schemas.openxmlformats.org/wordprocessingml/2006/main" xmlns:w14="http://schemas.microsoft.com/office/word/2010/wordml" xmlns:w15="http://schemas.microsoft.com/office/word/2012/wordml" xmlns:w16cex="http://schemas.microsoft.com/office/word/2018/wordml/cex" xmlns:w16cid="http://schemas.microsoft.com/office/word/2016/wordml/cid" xmlns:w16="http://schemas.microsoft.com/office/word/2018/wordml" xmlns:w16du="http://schemas.microsoft.com/office/word/2023/wordml/word16du" xmlns:w16sdtdh="http://schemas.microsoft.com/office/word/2020/wordml/sdtdatahash" xmlns:w16sdtfl="http://schemas.microsoft.com/office/word/2024/wordml/sdtformatlock" xmlns:w16se="http://schemas.microsoft.com/office/word/2015/wordml/symex" xmlns:wpg="http://schemas.microsoft.com/office/word/2010/wordprocessingGroup" xmlns:wpi="http://schemas.microsoft.com/office/word/2010/wordprocessingInk" xmlns:wne="http://schemas.microsoft.com/office/word/2006/wordml" xmlns:wps="http://schemas.microsoft.com/office/word/2010/wordprocessingShape" mc:Ignorable="w14 w15 w16se w16cid w16 w16cex w16sdtdh w16sdtfl w16du wp14">
   <w:body>
     <w:p>
       <w:pPr>
@@ -151,19 +151,7 @@
         <w:rPr>
           <w:rFonts w:ascii="Arial" w:eastAsia="Arial" w:hAnsi="Arial" w:cs="Arial"/>
         </w:rPr>
-        <w:t xml:space="preserve">; </w:t>
-      </w:r>
-      <w:r>
-        <w:rPr>
-          <w:rFonts w:ascii="Arial" w:eastAsia="Arial" w:hAnsi="Arial" w:cs="Arial"/>
-        </w:rPr>
-        <w:t>Webservices</w:t>
-      </w:r>
-      <w:r>
-        <w:rPr>
-          <w:rFonts w:ascii="Arial" w:eastAsia="Arial" w:hAnsi="Arial" w:cs="Arial"/>
-        </w:rPr>
-        <w:t>.</w:t>
+        <w:t>; Webservices.</w:t>
       </w:r>
     </w:p>
     <w:p>
@@ -551,21 +539,7 @@
           <w:rFonts w:ascii="Arial" w:eastAsia="Arial" w:hAnsi="Arial" w:cs="Arial"/>
         </w:rPr>
         <w:lastRenderedPageBreak/>
-        <w:t xml:space="preserve">CÂMARA, Gilberto; DAVIS, </w:t>
-      </w:r>
-      <w:proofErr w:type="spellStart"/>
-      <w:r>
-        <w:rPr>
-          <w:rFonts w:ascii="Arial" w:eastAsia="Arial" w:hAnsi="Arial" w:cs="Arial"/>
-        </w:rPr>
-        <w:t>Clodoveu</w:t>
-      </w:r>
-      <w:proofErr w:type="spellEnd"/>
-      <w:r>
-        <w:rPr>
-          <w:rFonts w:ascii="Arial" w:eastAsia="Arial" w:hAnsi="Arial" w:cs="Arial"/>
-        </w:rPr>
-        <w:t>; MONTEIRO, Antônio Miguel Vieira.</w:t>
+        <w:t>CÂMARA, Gilberto; DAVIS, Clodoveu; MONTEIRO, Antônio Miguel Vieira.</w:t>
       </w:r>
       <w:r>
         <w:rPr>
@@ -577,21 +551,7 @@
         <w:rPr>
           <w:rFonts w:ascii="Arial" w:eastAsia="Arial" w:hAnsi="Arial" w:cs="Arial"/>
         </w:rPr>
-        <w:t xml:space="preserve">Introdução à ciência da </w:t>
-      </w:r>
-      <w:proofErr w:type="spellStart"/>
-      <w:r>
-        <w:rPr>
-          <w:rFonts w:ascii="Arial" w:eastAsia="Arial" w:hAnsi="Arial" w:cs="Arial"/>
-        </w:rPr>
-        <w:t>geoinformação</w:t>
-      </w:r>
-      <w:proofErr w:type="spellEnd"/>
-      <w:r>
-        <w:rPr>
-          <w:rFonts w:ascii="Arial" w:eastAsia="Arial" w:hAnsi="Arial" w:cs="Arial"/>
-        </w:rPr>
-        <w:t>. 2001.</w:t>
+        <w:t>Introdução à ciência da geoinformação. 2001.</w:t>
       </w:r>
     </w:p>
     <w:p>
@@ -761,19 +721,19 @@
         <w:rPr>
           <w:rFonts w:ascii="Arial" w:eastAsia="Arial" w:hAnsi="Arial" w:cs="Arial"/>
         </w:rPr>
-        <w:t>XX</w:t>
-      </w:r>
-      <w:r>
-        <w:rPr>
-          <w:rFonts w:ascii="Arial" w:eastAsia="Arial" w:hAnsi="Arial" w:cs="Arial"/>
-        </w:rPr>
-        <w:t>/</w:t>
-      </w:r>
-      <w:r>
-        <w:rPr>
-          <w:rFonts w:ascii="Arial" w:eastAsia="Arial" w:hAnsi="Arial" w:cs="Arial"/>
-        </w:rPr>
-        <w:t>01</w:t>
+        <w:t>25</w:t>
+      </w:r>
+      <w:r>
+        <w:rPr>
+          <w:rFonts w:ascii="Arial" w:eastAsia="Arial" w:hAnsi="Arial" w:cs="Arial"/>
+        </w:rPr>
+        <w:t>/0</w:t>
+      </w:r>
+      <w:r>
+        <w:rPr>
+          <w:rFonts w:ascii="Arial" w:eastAsia="Arial" w:hAnsi="Arial" w:cs="Arial"/>
+        </w:rPr>
+        <w:t>2</w:t>
       </w:r>
       <w:r>
         <w:rPr>
@@ -785,25 +745,7 @@
         <w:rPr>
           <w:rFonts w:ascii="Arial" w:eastAsia="Arial" w:hAnsi="Arial" w:cs="Arial"/>
         </w:rPr>
-        <w:t>5</w:t>
-      </w:r>
-      <w:r>
-        <w:rPr>
-          <w:rFonts w:ascii="Arial" w:eastAsia="Arial" w:hAnsi="Arial" w:cs="Arial"/>
-        </w:rPr>
-        <w:t xml:space="preserve"> – Aula 1: Introdução ao SIG ao QGIS (</w:t>
-      </w:r>
-      <w:r>
-        <w:rPr>
-          <w:rFonts w:ascii="Arial" w:eastAsia="Arial" w:hAnsi="Arial" w:cs="Arial"/>
-        </w:rPr>
-        <w:t>2</w:t>
-      </w:r>
-      <w:r>
-        <w:rPr>
-          <w:rFonts w:ascii="Arial" w:eastAsia="Arial" w:hAnsi="Arial" w:cs="Arial"/>
-        </w:rPr>
-        <w:t>h)</w:t>
+        <w:t>5 – Aula 1: Introdução ao SIG ao QGIS (2h)</w:t>
       </w:r>
     </w:p>
     <w:p>
@@ -828,13 +770,19 @@
         <w:rPr>
           <w:rFonts w:ascii="Arial" w:eastAsia="Arial" w:hAnsi="Arial" w:cs="Arial"/>
         </w:rPr>
-        <w:t>XX/0</w:t>
-      </w:r>
-      <w:r>
-        <w:rPr>
-          <w:rFonts w:ascii="Arial" w:eastAsia="Arial" w:hAnsi="Arial" w:cs="Arial"/>
-        </w:rPr>
-        <w:t>2</w:t>
+        <w:t>18</w:t>
+      </w:r>
+      <w:r>
+        <w:rPr>
+          <w:rFonts w:ascii="Arial" w:eastAsia="Arial" w:hAnsi="Arial" w:cs="Arial"/>
+        </w:rPr>
+        <w:t>/0</w:t>
+      </w:r>
+      <w:r>
+        <w:rPr>
+          <w:rFonts w:ascii="Arial" w:eastAsia="Arial" w:hAnsi="Arial" w:cs="Arial"/>
+        </w:rPr>
+        <w:t>3</w:t>
       </w:r>
       <w:r>
         <w:rPr>
@@ -846,43 +794,7 @@
         <w:rPr>
           <w:rFonts w:ascii="Arial" w:eastAsia="Arial" w:hAnsi="Arial" w:cs="Arial"/>
         </w:rPr>
-        <w:t xml:space="preserve">5 – Aula </w:t>
-      </w:r>
-      <w:r>
-        <w:rPr>
-          <w:rFonts w:ascii="Arial" w:eastAsia="Arial" w:hAnsi="Arial" w:cs="Arial"/>
-        </w:rPr>
-        <w:t>2</w:t>
-      </w:r>
-      <w:r>
-        <w:rPr>
-          <w:rFonts w:ascii="Arial" w:eastAsia="Arial" w:hAnsi="Arial" w:cs="Arial"/>
-        </w:rPr>
-        <w:t xml:space="preserve">: </w:t>
-      </w:r>
-      <w:r>
-        <w:rPr>
-          <w:rFonts w:ascii="Arial" w:eastAsia="Arial" w:hAnsi="Arial" w:cs="Arial"/>
-        </w:rPr>
-        <w:t>A</w:t>
-      </w:r>
-      <w:r>
-        <w:rPr>
-          <w:rFonts w:ascii="Arial" w:eastAsia="Arial" w:hAnsi="Arial" w:cs="Arial"/>
-        </w:rPr>
-        <w:t>presentação ao QGIS (</w:t>
-      </w:r>
-      <w:r>
-        <w:rPr>
-          <w:rFonts w:ascii="Arial" w:eastAsia="Arial" w:hAnsi="Arial" w:cs="Arial"/>
-        </w:rPr>
-        <w:t>2</w:t>
-      </w:r>
-      <w:r>
-        <w:rPr>
-          <w:rFonts w:ascii="Arial" w:eastAsia="Arial" w:hAnsi="Arial" w:cs="Arial"/>
-        </w:rPr>
-        <w:t>h)</w:t>
+        <w:t>5 – Aula 2: Apresentação ao QGIS (2h)</w:t>
       </w:r>
     </w:p>
     <w:p>
@@ -907,7 +819,7 @@
         <w:rPr>
           <w:rFonts w:ascii="Arial" w:eastAsia="Arial" w:hAnsi="Arial" w:cs="Arial"/>
         </w:rPr>
-        <w:t>XX</w:t>
+        <w:t>15</w:t>
       </w:r>
       <w:r>
         <w:rPr>
@@ -919,7 +831,13 @@
         <w:rPr>
           <w:rFonts w:ascii="Arial" w:eastAsia="Arial" w:hAnsi="Arial" w:cs="Arial"/>
         </w:rPr>
-        <w:t>03</w:t>
+        <w:t>0</w:t>
+      </w:r>
+      <w:r>
+        <w:rPr>
+          <w:rFonts w:ascii="Arial" w:eastAsia="Arial" w:hAnsi="Arial" w:cs="Arial"/>
+        </w:rPr>
+        <w:t>4</w:t>
       </w:r>
       <w:r>
         <w:rPr>
@@ -931,43 +849,19 @@
         <w:rPr>
           <w:rFonts w:ascii="Arial" w:eastAsia="Arial" w:hAnsi="Arial" w:cs="Arial"/>
         </w:rPr>
-        <w:t>5</w:t>
-      </w:r>
-      <w:r>
-        <w:rPr>
-          <w:rFonts w:ascii="Arial" w:eastAsia="Arial" w:hAnsi="Arial" w:cs="Arial"/>
-        </w:rPr>
-        <w:t xml:space="preserve"> – Aula </w:t>
-      </w:r>
-      <w:r>
-        <w:rPr>
-          <w:rFonts w:ascii="Arial" w:eastAsia="Arial" w:hAnsi="Arial" w:cs="Arial"/>
-        </w:rPr>
-        <w:t>3</w:t>
-      </w:r>
-      <w:r>
-        <w:rPr>
-          <w:rFonts w:ascii="Arial" w:eastAsia="Arial" w:hAnsi="Arial" w:cs="Arial"/>
-        </w:rPr>
-        <w:t xml:space="preserve">: Dados </w:t>
-      </w:r>
-      <w:r>
-        <w:rPr>
-          <w:rFonts w:ascii="Arial" w:eastAsia="Arial" w:hAnsi="Arial" w:cs="Arial"/>
-        </w:rPr>
-        <w:t xml:space="preserve">alfanuméricos, </w:t>
-      </w:r>
-      <w:r>
-        <w:rPr>
-          <w:rFonts w:ascii="Arial" w:eastAsia="Arial" w:hAnsi="Arial" w:cs="Arial"/>
-        </w:rPr>
-        <w:t>vetoriais</w:t>
-      </w:r>
-      <w:r>
-        <w:rPr>
-          <w:rFonts w:ascii="Arial" w:eastAsia="Arial" w:hAnsi="Arial" w:cs="Arial"/>
-        </w:rPr>
-        <w:t xml:space="preserve"> e matriciais (2h)</w:t>
+        <w:t>5 – Aula 3: Dados alfanuméricos</w:t>
+      </w:r>
+      <w:r>
+        <w:rPr>
+          <w:rFonts w:ascii="Arial" w:eastAsia="Arial" w:hAnsi="Arial" w:cs="Arial"/>
+        </w:rPr>
+        <w:t xml:space="preserve"> e</w:t>
+      </w:r>
+      <w:r>
+        <w:rPr>
+          <w:rFonts w:ascii="Arial" w:eastAsia="Arial" w:hAnsi="Arial" w:cs="Arial"/>
+        </w:rPr>
+        <w:t xml:space="preserve"> vetoriais</w:t>
       </w:r>
     </w:p>
     <w:p>
@@ -992,7 +886,37 @@
         <w:rPr>
           <w:rFonts w:ascii="Arial" w:eastAsia="Arial" w:hAnsi="Arial" w:cs="Arial"/>
         </w:rPr>
-        <w:t>XX/04/2025 – Aula 4: Compositor de impressão (2h)</w:t>
+        <w:t>20</w:t>
+      </w:r>
+      <w:r>
+        <w:rPr>
+          <w:rFonts w:ascii="Arial" w:eastAsia="Arial" w:hAnsi="Arial" w:cs="Arial"/>
+        </w:rPr>
+        <w:t>/0</w:t>
+      </w:r>
+      <w:r>
+        <w:rPr>
+          <w:rFonts w:ascii="Arial" w:eastAsia="Arial" w:hAnsi="Arial" w:cs="Arial"/>
+        </w:rPr>
+        <w:t>5</w:t>
+      </w:r>
+      <w:r>
+        <w:rPr>
+          <w:rFonts w:ascii="Arial" w:eastAsia="Arial" w:hAnsi="Arial" w:cs="Arial"/>
+        </w:rPr>
+        <w:t xml:space="preserve">/2025 – Aula 4: </w:t>
+      </w:r>
+      <w:r>
+        <w:rPr>
+          <w:rFonts w:ascii="Arial" w:eastAsia="Arial" w:hAnsi="Arial" w:cs="Arial"/>
+        </w:rPr>
+        <w:t xml:space="preserve">Dados matriciais e </w:t>
+      </w:r>
+      <w:r>
+        <w:rPr>
+          <w:rFonts w:ascii="Arial" w:eastAsia="Arial" w:hAnsi="Arial" w:cs="Arial"/>
+        </w:rPr>
+        <w:t>Compositor de impressão (2h)</w:t>
       </w:r>
     </w:p>
     <w:p>
@@ -1023,37 +947,13 @@
         <w:rPr>
           <w:rFonts w:ascii="Arial" w:eastAsia="Arial" w:hAnsi="Arial" w:cs="Arial"/>
         </w:rPr>
-        <w:t>5</w:t>
-      </w:r>
-      <w:r>
-        <w:rPr>
-          <w:rFonts w:ascii="Arial" w:eastAsia="Arial" w:hAnsi="Arial" w:cs="Arial"/>
-        </w:rPr>
-        <w:t xml:space="preserve">/2025 – Aula </w:t>
-      </w:r>
-      <w:r>
-        <w:rPr>
-          <w:rFonts w:ascii="Arial" w:eastAsia="Arial" w:hAnsi="Arial" w:cs="Arial"/>
-        </w:rPr>
-        <w:t>5</w:t>
-      </w:r>
-      <w:r>
-        <w:rPr>
-          <w:rFonts w:ascii="Arial" w:eastAsia="Arial" w:hAnsi="Arial" w:cs="Arial"/>
-        </w:rPr>
-        <w:t>: Prática</w:t>
-      </w:r>
-      <w:r>
-        <w:rPr>
-          <w:rFonts w:ascii="Arial" w:eastAsia="Arial" w:hAnsi="Arial" w:cs="Arial"/>
-        </w:rPr>
-        <w:t>s</w:t>
-      </w:r>
-      <w:r>
-        <w:rPr>
-          <w:rFonts w:ascii="Arial" w:eastAsia="Arial" w:hAnsi="Arial" w:cs="Arial"/>
-        </w:rPr>
-        <w:t xml:space="preserve"> de geoprocessamento (2h)</w:t>
+        <w:t>6</w:t>
+      </w:r>
+      <w:r>
+        <w:rPr>
+          <w:rFonts w:ascii="Arial" w:eastAsia="Arial" w:hAnsi="Arial" w:cs="Arial"/>
+        </w:rPr>
+        <w:t>/2025 – Aula 5: Práticas de geoprocessamento (2h)</w:t>
       </w:r>
     </w:p>
     <w:p>
@@ -1081,37 +981,13 @@
         <w:rPr>
           <w:rFonts w:ascii="Arial" w:eastAsia="Arial" w:hAnsi="Arial" w:cs="Arial"/>
         </w:rPr>
-        <w:t>6</w:t>
-      </w:r>
-      <w:r>
-        <w:rPr>
-          <w:rFonts w:ascii="Arial" w:eastAsia="Arial" w:hAnsi="Arial" w:cs="Arial"/>
-        </w:rPr>
-        <w:t xml:space="preserve">/2025 – Aula </w:t>
-      </w:r>
-      <w:r>
-        <w:rPr>
-          <w:rFonts w:ascii="Arial" w:eastAsia="Arial" w:hAnsi="Arial" w:cs="Arial"/>
-        </w:rPr>
-        <w:t>6</w:t>
-      </w:r>
-      <w:r>
-        <w:rPr>
-          <w:rFonts w:ascii="Arial" w:eastAsia="Arial" w:hAnsi="Arial" w:cs="Arial"/>
-        </w:rPr>
-        <w:t xml:space="preserve">: </w:t>
-      </w:r>
-      <w:r>
-        <w:rPr>
-          <w:rFonts w:ascii="Arial" w:eastAsia="Arial" w:hAnsi="Arial" w:cs="Arial"/>
-        </w:rPr>
-        <w:t>Início do projeto</w:t>
-      </w:r>
-      <w:r>
-        <w:rPr>
-          <w:rFonts w:ascii="Arial" w:eastAsia="Arial" w:hAnsi="Arial" w:cs="Arial"/>
-        </w:rPr>
-        <w:t xml:space="preserve"> (2h)</w:t>
+        <w:t>7</w:t>
+      </w:r>
+      <w:r>
+        <w:rPr>
+          <w:rFonts w:ascii="Arial" w:eastAsia="Arial" w:hAnsi="Arial" w:cs="Arial"/>
+        </w:rPr>
+        <w:t>/2025 – Aula 6: Início do projeto (2h)</w:t>
       </w:r>
     </w:p>
     <w:p>
@@ -1139,37 +1015,13 @@
         <w:rPr>
           <w:rFonts w:ascii="Arial" w:eastAsia="Arial" w:hAnsi="Arial" w:cs="Arial"/>
         </w:rPr>
-        <w:t>7</w:t>
-      </w:r>
-      <w:r>
-        <w:rPr>
-          <w:rFonts w:ascii="Arial" w:eastAsia="Arial" w:hAnsi="Arial" w:cs="Arial"/>
-        </w:rPr>
-        <w:t xml:space="preserve">/2025 – Aula </w:t>
-      </w:r>
-      <w:r>
-        <w:rPr>
-          <w:rFonts w:ascii="Arial" w:eastAsia="Arial" w:hAnsi="Arial" w:cs="Arial"/>
-        </w:rPr>
-        <w:t>7</w:t>
-      </w:r>
-      <w:r>
-        <w:rPr>
-          <w:rFonts w:ascii="Arial" w:eastAsia="Arial" w:hAnsi="Arial" w:cs="Arial"/>
-        </w:rPr>
-        <w:t xml:space="preserve">: </w:t>
-      </w:r>
-      <w:r>
-        <w:rPr>
-          <w:rFonts w:ascii="Arial" w:eastAsia="Arial" w:hAnsi="Arial" w:cs="Arial"/>
-        </w:rPr>
-        <w:t>Acompanhamento</w:t>
-      </w:r>
-      <w:r>
-        <w:rPr>
-          <w:rFonts w:ascii="Arial" w:eastAsia="Arial" w:hAnsi="Arial" w:cs="Arial"/>
-        </w:rPr>
-        <w:t xml:space="preserve"> (2h)</w:t>
+        <w:t>8</w:t>
+      </w:r>
+      <w:r>
+        <w:rPr>
+          <w:rFonts w:ascii="Arial" w:eastAsia="Arial" w:hAnsi="Arial" w:cs="Arial"/>
+        </w:rPr>
+        <w:t>/2025 – Aula 7: Acompanhamento (2h)</w:t>
       </w:r>
     </w:p>
     <w:p>
@@ -1197,25 +1049,13 @@
         <w:rPr>
           <w:rFonts w:ascii="Arial" w:eastAsia="Arial" w:hAnsi="Arial" w:cs="Arial"/>
         </w:rPr>
-        <w:t>8</w:t>
-      </w:r>
-      <w:r>
-        <w:rPr>
-          <w:rFonts w:ascii="Arial" w:eastAsia="Arial" w:hAnsi="Arial" w:cs="Arial"/>
-        </w:rPr>
-        <w:t xml:space="preserve">/2025 – Aula </w:t>
-      </w:r>
-      <w:r>
-        <w:rPr>
-          <w:rFonts w:ascii="Arial" w:eastAsia="Arial" w:hAnsi="Arial" w:cs="Arial"/>
-        </w:rPr>
-        <w:t>8</w:t>
-      </w:r>
-      <w:r>
-        <w:rPr>
-          <w:rFonts w:ascii="Arial" w:eastAsia="Arial" w:hAnsi="Arial" w:cs="Arial"/>
-        </w:rPr>
-        <w:t>: Acompanhamento (2h)</w:t>
+        <w:t>9</w:t>
+      </w:r>
+      <w:r>
+        <w:rPr>
+          <w:rFonts w:ascii="Arial" w:eastAsia="Arial" w:hAnsi="Arial" w:cs="Arial"/>
+        </w:rPr>
+        <w:t>/2025 – Aula 8: Acompanhamento (2h)</w:t>
       </w:r>
     </w:p>
     <w:p>
@@ -1237,31 +1077,19 @@
         <w:rPr>
           <w:rFonts w:ascii="Arial" w:eastAsia="Arial" w:hAnsi="Arial" w:cs="Arial"/>
         </w:rPr>
-        <w:t>XX/0</w:t>
-      </w:r>
-      <w:r>
-        <w:rPr>
-          <w:rFonts w:ascii="Arial" w:eastAsia="Arial" w:hAnsi="Arial" w:cs="Arial"/>
-        </w:rPr>
-        <w:t>9</w:t>
-      </w:r>
-      <w:r>
-        <w:rPr>
-          <w:rFonts w:ascii="Arial" w:eastAsia="Arial" w:hAnsi="Arial" w:cs="Arial"/>
-        </w:rPr>
-        <w:t xml:space="preserve">/2025 – Aula </w:t>
-      </w:r>
-      <w:r>
-        <w:rPr>
-          <w:rFonts w:ascii="Arial" w:eastAsia="Arial" w:hAnsi="Arial" w:cs="Arial"/>
-        </w:rPr>
-        <w:t>9</w:t>
-      </w:r>
-      <w:r>
-        <w:rPr>
-          <w:rFonts w:ascii="Arial" w:eastAsia="Arial" w:hAnsi="Arial" w:cs="Arial"/>
-        </w:rPr>
-        <w:t>: Acompanhamento (2h)</w:t>
+        <w:t>XX/</w:t>
+      </w:r>
+      <w:r>
+        <w:rPr>
+          <w:rFonts w:ascii="Arial" w:eastAsia="Arial" w:hAnsi="Arial" w:cs="Arial"/>
+        </w:rPr>
+        <w:t>10</w:t>
+      </w:r>
+      <w:r>
+        <w:rPr>
+          <w:rFonts w:ascii="Arial" w:eastAsia="Arial" w:hAnsi="Arial" w:cs="Arial"/>
+        </w:rPr>
+        <w:t>/2025 – Aula 9: Acompanhamento (2h)</w:t>
       </w:r>
     </w:p>
     <w:p>
@@ -1283,7 +1111,19 @@
         <w:rPr>
           <w:rFonts w:ascii="Arial" w:eastAsia="Arial" w:hAnsi="Arial" w:cs="Arial"/>
         </w:rPr>
-        <w:t>XX/</w:t>
+        <w:t>XX/1</w:t>
+      </w:r>
+      <w:r>
+        <w:rPr>
+          <w:rFonts w:ascii="Arial" w:eastAsia="Arial" w:hAnsi="Arial" w:cs="Arial"/>
+        </w:rPr>
+        <w:t>1</w:t>
+      </w:r>
+      <w:r>
+        <w:rPr>
+          <w:rFonts w:ascii="Arial" w:eastAsia="Arial" w:hAnsi="Arial" w:cs="Arial"/>
+        </w:rPr>
+        <w:t xml:space="preserve">/2025 – Aula </w:t>
       </w:r>
       <w:r>
         <w:rPr>
@@ -1295,19 +1135,7 @@
         <w:rPr>
           <w:rFonts w:ascii="Arial" w:eastAsia="Arial" w:hAnsi="Arial" w:cs="Arial"/>
         </w:rPr>
-        <w:t xml:space="preserve">/2025 – Aula 6: </w:t>
-      </w:r>
-      <w:r>
-        <w:rPr>
-          <w:rFonts w:ascii="Arial" w:eastAsia="Arial" w:hAnsi="Arial" w:cs="Arial"/>
-        </w:rPr>
-        <w:t>Entrega do projeto</w:t>
-      </w:r>
-      <w:r>
-        <w:rPr>
-          <w:rFonts w:ascii="Arial" w:eastAsia="Arial" w:hAnsi="Arial" w:cs="Arial"/>
-        </w:rPr>
-        <w:t xml:space="preserve"> (2h)</w:t>
+        <w:t>: Entrega do projeto (2h)</w:t>
       </w:r>
     </w:p>
     <w:sectPr>
@@ -1321,7 +1149,7 @@
 </file>
 
 <file path=word/numbering.xml><?xml version="1.0" encoding="utf-8"?>
-<w:numbering xmlns:wpc="http://schemas.microsoft.com/office/word/2010/wordprocessingCanvas" xmlns:cx="http://schemas.microsoft.com/office/drawing/2014/chartex" xmlns:cx1="http://schemas.microsoft.com/office/drawing/2015/9/8/chartex" xmlns:cx2="http://schemas.microsoft.com/office/drawing/2015/10/21/chartex" xmlns:cx3="http://schemas.microsoft.com/office/drawing/2016/5/9/chartex" xmlns:cx4="http://schemas.microsoft.com/office/drawing/2016/5/10/chartex" xmlns:cx5="http://schemas.microsoft.com/office/drawing/2016/5/11/chartex" xmlns:cx6="http://schemas.microsoft.com/office/drawing/2016/5/12/chartex" xmlns:cx7="http://schemas.microsoft.com/office/drawing/2016/5/13/chartex" xmlns:cx8="http://schemas.microsoft.com/office/drawing/2016/5/14/chartex" xmlns:mc="http://schemas.openxmlformats.org/markup-compatibility/2006" xmlns:aink="http://schemas.microsoft.com/office/drawing/2016/ink" xmlns:am3d="http://schemas.microsoft.com/office/drawing/2017/model3d" xmlns:o="urn:schemas-microsoft-com:office:office" xmlns:oel="http://schemas.microsoft.com/office/2019/extlst" xmlns:r="http://schemas.openxmlformats.org/officeDocument/2006/relationships" xmlns:m="http://schemas.openxmlformats.org/officeDocument/2006/math" xmlns:v="urn:schemas-microsoft-com:vml" xmlns:wp14="http://schemas.microsoft.com/office/word/2010/wordprocessingDrawing" xmlns:wp="http://schemas.openxmlformats.org/drawingml/2006/wordprocessingDrawing" xmlns:w10="urn:schemas-microsoft-com:office:word" xmlns:w="http://schemas.openxmlformats.org/wordprocessingml/2006/main" xmlns:w14="http://schemas.microsoft.com/office/word/2010/wordml" xmlns:w15="http://schemas.microsoft.com/office/word/2012/wordml" xmlns:w16cex="http://schemas.microsoft.com/office/word/2018/wordml/cex" xmlns:w16cid="http://schemas.microsoft.com/office/word/2016/wordml/cid" xmlns:w16="http://schemas.microsoft.com/office/word/2018/wordml" xmlns:w16sdtdh="http://schemas.microsoft.com/office/word/2020/wordml/sdtdatahash" xmlns:w16se="http://schemas.microsoft.com/office/word/2015/wordml/symex" xmlns:wpg="http://schemas.microsoft.com/office/word/2010/wordprocessingGroup" xmlns:wpi="http://schemas.microsoft.com/office/word/2010/wordprocessingInk" xmlns:wne="http://schemas.microsoft.com/office/word/2006/wordml" xmlns:wps="http://schemas.microsoft.com/office/word/2010/wordprocessingShape" mc:Ignorable="w14 w15 w16se w16cid w16 w16cex w16sdtdh wp14">
+<w:numbering xmlns:wpc="http://schemas.microsoft.com/office/word/2010/wordprocessingCanvas" xmlns:cx="http://schemas.microsoft.com/office/drawing/2014/chartex" xmlns:cx1="http://schemas.microsoft.com/office/drawing/2015/9/8/chartex" xmlns:cx2="http://schemas.microsoft.com/office/drawing/2015/10/21/chartex" xmlns:cx3="http://schemas.microsoft.com/office/drawing/2016/5/9/chartex" xmlns:cx4="http://schemas.microsoft.com/office/drawing/2016/5/10/chartex" xmlns:cx5="http://schemas.microsoft.com/office/drawing/2016/5/11/chartex" xmlns:cx6="http://schemas.microsoft.com/office/drawing/2016/5/12/chartex" xmlns:cx7="http://schemas.microsoft.com/office/drawing/2016/5/13/chartex" xmlns:cx8="http://schemas.microsoft.com/office/drawing/2016/5/14/chartex" xmlns:mc="http://schemas.openxmlformats.org/markup-compatibility/2006" xmlns:aink="http://schemas.microsoft.com/office/drawing/2016/ink" xmlns:am3d="http://schemas.microsoft.com/office/drawing/2017/model3d" xmlns:o="urn:schemas-microsoft-com:office:office" xmlns:oel="http://schemas.microsoft.com/office/2019/extlst" xmlns:r="http://schemas.openxmlformats.org/officeDocument/2006/relationships" xmlns:m="http://schemas.openxmlformats.org/officeDocument/2006/math" xmlns:v="urn:schemas-microsoft-com:vml" xmlns:wp14="http://schemas.microsoft.com/office/word/2010/wordprocessingDrawing" xmlns:wp="http://schemas.openxmlformats.org/drawingml/2006/wordprocessingDrawing" xmlns:w10="urn:schemas-microsoft-com:office:word" xmlns:w="http://schemas.openxmlformats.org/wordprocessingml/2006/main" xmlns:w14="http://schemas.microsoft.com/office/word/2010/wordml" xmlns:w15="http://schemas.microsoft.com/office/word/2012/wordml" xmlns:w16cex="http://schemas.microsoft.com/office/word/2018/wordml/cex" xmlns:w16cid="http://schemas.microsoft.com/office/word/2016/wordml/cid" xmlns:w16="http://schemas.microsoft.com/office/word/2018/wordml" xmlns:w16du="http://schemas.microsoft.com/office/word/2023/wordml/word16du" xmlns:w16sdtdh="http://schemas.microsoft.com/office/word/2020/wordml/sdtdatahash" xmlns:w16sdtfl="http://schemas.microsoft.com/office/word/2024/wordml/sdtformatlock" xmlns:w16se="http://schemas.microsoft.com/office/word/2015/wordml/symex" xmlns:wpg="http://schemas.microsoft.com/office/word/2010/wordprocessingGroup" xmlns:wpi="http://schemas.microsoft.com/office/word/2010/wordprocessingInk" xmlns:wne="http://schemas.microsoft.com/office/word/2006/wordml" xmlns:wps="http://schemas.microsoft.com/office/word/2010/wordprocessingShape" mc:Ignorable="w14 w15 w16se w16cid w16 w16cex w16sdtdh w16sdtfl w16du wp14">
   <w:abstractNum w:abstractNumId="0" w15:restartNumberingAfterBreak="0">
     <w:nsid w:val="04A42B75"/>
     <w:multiLevelType w:val="hybridMultilevel"/>
@@ -1647,7 +1475,7 @@
 </file>
 
 <file path=word/styles.xml><?xml version="1.0" encoding="utf-8"?>
-<w:styles xmlns:mc="http://schemas.openxmlformats.org/markup-compatibility/2006" xmlns:r="http://schemas.openxmlformats.org/officeDocument/2006/relationships" xmlns:w="http://schemas.openxmlformats.org/wordprocessingml/2006/main" xmlns:w14="http://schemas.microsoft.com/office/word/2010/wordml" xmlns:w15="http://schemas.microsoft.com/office/word/2012/wordml" xmlns:w16cex="http://schemas.microsoft.com/office/word/2018/wordml/cex" xmlns:w16cid="http://schemas.microsoft.com/office/word/2016/wordml/cid" xmlns:w16="http://schemas.microsoft.com/office/word/2018/wordml" xmlns:w16sdtdh="http://schemas.microsoft.com/office/word/2020/wordml/sdtdatahash" xmlns:w16se="http://schemas.microsoft.com/office/word/2015/wordml/symex" mc:Ignorable="w14 w15 w16se w16cid w16 w16cex w16sdtdh">
+<w:styles xmlns:mc="http://schemas.openxmlformats.org/markup-compatibility/2006" xmlns:r="http://schemas.openxmlformats.org/officeDocument/2006/relationships" xmlns:w="http://schemas.openxmlformats.org/wordprocessingml/2006/main" xmlns:w14="http://schemas.microsoft.com/office/word/2010/wordml" xmlns:w15="http://schemas.microsoft.com/office/word/2012/wordml" xmlns:w16cex="http://schemas.microsoft.com/office/word/2018/wordml/cex" xmlns:w16cid="http://schemas.microsoft.com/office/word/2016/wordml/cid" xmlns:w16="http://schemas.microsoft.com/office/word/2018/wordml" xmlns:w16du="http://schemas.microsoft.com/office/word/2023/wordml/word16du" xmlns:w16sdtdh="http://schemas.microsoft.com/office/word/2020/wordml/sdtdatahash" xmlns:w16sdtfl="http://schemas.microsoft.com/office/word/2024/wordml/sdtformatlock" xmlns:w16se="http://schemas.microsoft.com/office/word/2015/wordml/symex" mc:Ignorable="w14 w15 w16se w16cid w16 w16cex w16sdtdh w16sdtfl w16du">
   <w:docDefaults>
     <w:rPrDefault>
       <w:rPr>
@@ -1655,7 +1483,7 @@
         <w:kern w:val="2"/>
         <w:sz w:val="24"/>
         <w:szCs w:val="24"/>
-        <w:lang w:val="en-BR" w:eastAsia="en-US" w:bidi="ar-SA"/>
+        <w:lang w:eastAsia="en-US" w:bidi="ar-SA"/>
         <w14:ligatures w14:val="standardContextual"/>
       </w:rPr>
     </w:rPrDefault>
@@ -2448,6 +2276,7 @@
         <w:ilvl w:val="1"/>
       </w:numPr>
       <w:spacing w:after="160"/>
+      <w:ind w:leftChars="-1" w:left="-1" w:hangingChars="1" w:hanging="1"/>
     </w:pPr>
     <w:rPr>
       <w:rFonts w:eastAsiaTheme="majorEastAsia" w:cstheme="majorBidi"/>

--- a/PLANO DE ENSINO.docx
+++ b/PLANO DE ENSINO.docx
@@ -1,6 +1,6 @@
 
 <file path=word/document.xml><?xml version="1.0" encoding="utf-8"?>
-<w:document xmlns:wpc="http://schemas.microsoft.com/office/word/2010/wordprocessingCanvas" xmlns:cx="http://schemas.microsoft.com/office/drawing/2014/chartex" xmlns:cx1="http://schemas.microsoft.com/office/drawing/2015/9/8/chartex" xmlns:cx2="http://schemas.microsoft.com/office/drawing/2015/10/21/chartex" xmlns:cx3="http://schemas.microsoft.com/office/drawing/2016/5/9/chartex" xmlns:cx4="http://schemas.microsoft.com/office/drawing/2016/5/10/chartex" xmlns:cx5="http://schemas.microsoft.com/office/drawing/2016/5/11/chartex" xmlns:cx6="http://schemas.microsoft.com/office/drawing/2016/5/12/chartex" xmlns:cx7="http://schemas.microsoft.com/office/drawing/2016/5/13/chartex" xmlns:cx8="http://schemas.microsoft.com/office/drawing/2016/5/14/chartex" xmlns:mc="http://schemas.openxmlformats.org/markup-compatibility/2006" xmlns:aink="http://schemas.microsoft.com/office/drawing/2016/ink" xmlns:am3d="http://schemas.microsoft.com/office/drawing/2017/model3d" xmlns:o="urn:schemas-microsoft-com:office:office" xmlns:oel="http://schemas.microsoft.com/office/2019/extlst" xmlns:r="http://schemas.openxmlformats.org/officeDocument/2006/relationships" xmlns:m="http://schemas.openxmlformats.org/officeDocument/2006/math" xmlns:v="urn:schemas-microsoft-com:vml" xmlns:wp14="http://schemas.microsoft.com/office/word/2010/wordprocessingDrawing" xmlns:wp="http://schemas.openxmlformats.org/drawingml/2006/wordprocessingDrawing" xmlns:w10="urn:schemas-microsoft-com:office:word" xmlns:w="http://schemas.openxmlformats.org/wordprocessingml/2006/main" xmlns:w14="http://schemas.microsoft.com/office/word/2010/wordml" xmlns:w15="http://schemas.microsoft.com/office/word/2012/wordml" xmlns:w16cex="http://schemas.microsoft.com/office/word/2018/wordml/cex" xmlns:w16cid="http://schemas.microsoft.com/office/word/2016/wordml/cid" xmlns:w16="http://schemas.microsoft.com/office/word/2018/wordml" xmlns:w16du="http://schemas.microsoft.com/office/word/2023/wordml/word16du" xmlns:w16sdtdh="http://schemas.microsoft.com/office/word/2020/wordml/sdtdatahash" xmlns:w16sdtfl="http://schemas.microsoft.com/office/word/2024/wordml/sdtformatlock" xmlns:w16se="http://schemas.microsoft.com/office/word/2015/wordml/symex" xmlns:wpg="http://schemas.microsoft.com/office/word/2010/wordprocessingGroup" xmlns:wpi="http://schemas.microsoft.com/office/word/2010/wordprocessingInk" xmlns:wne="http://schemas.microsoft.com/office/word/2006/wordml" xmlns:wps="http://schemas.microsoft.com/office/word/2010/wordprocessingShape" mc:Ignorable="w14 w15 w16se w16cid w16 w16cex w16sdtdh w16sdtfl w16du wp14">
+<w:document xmlns:wpc="http://schemas.microsoft.com/office/word/2010/wordprocessingCanvas" xmlns:cx="http://schemas.microsoft.com/office/drawing/2014/chartex" xmlns:cx1="http://schemas.microsoft.com/office/drawing/2015/9/8/chartex" xmlns:cx2="http://schemas.microsoft.com/office/drawing/2015/10/21/chartex" xmlns:cx3="http://schemas.microsoft.com/office/drawing/2016/5/9/chartex" xmlns:cx4="http://schemas.microsoft.com/office/drawing/2016/5/10/chartex" xmlns:cx5="http://schemas.microsoft.com/office/drawing/2016/5/11/chartex" xmlns:cx6="http://schemas.microsoft.com/office/drawing/2016/5/12/chartex" xmlns:cx7="http://schemas.microsoft.com/office/drawing/2016/5/13/chartex" xmlns:cx8="http://schemas.microsoft.com/office/drawing/2016/5/14/chartex" xmlns:mc="http://schemas.openxmlformats.org/markup-compatibility/2006" xmlns:aink="http://schemas.microsoft.com/office/drawing/2016/ink" xmlns:am3d="http://schemas.microsoft.com/office/drawing/2017/model3d" xmlns:o="urn:schemas-microsoft-com:office:office" xmlns:oel="http://schemas.microsoft.com/office/2019/extlst" xmlns:r="http://schemas.openxmlformats.org/officeDocument/2006/relationships" xmlns:m="http://schemas.openxmlformats.org/officeDocument/2006/math" xmlns:v="urn:schemas-microsoft-com:vml" xmlns:wp14="http://schemas.microsoft.com/office/word/2010/wordprocessingDrawing" xmlns:wp="http://schemas.openxmlformats.org/drawingml/2006/wordprocessingDrawing" xmlns:w10="urn:schemas-microsoft-com:office:word" xmlns:w="http://schemas.openxmlformats.org/wordprocessingml/2006/main" xmlns:w14="http://schemas.microsoft.com/office/word/2010/wordml" xmlns:w15="http://schemas.microsoft.com/office/word/2012/wordml" xmlns:w16cex="http://schemas.microsoft.com/office/word/2018/wordml/cex" xmlns:w16cid="http://schemas.microsoft.com/office/word/2016/wordml/cid" xmlns:w16="http://schemas.microsoft.com/office/word/2018/wordml" xmlns:w16du="http://schemas.microsoft.com/office/word/2023/wordml/word16du" xmlns:w16sdtdh="http://schemas.microsoft.com/office/word/2020/wordml/sdtdatahash" xmlns:w16se="http://schemas.microsoft.com/office/word/2015/wordml/symex" xmlns:wpg="http://schemas.microsoft.com/office/word/2010/wordprocessingGroup" xmlns:wpi="http://schemas.microsoft.com/office/word/2010/wordprocessingInk" xmlns:wne="http://schemas.microsoft.com/office/word/2006/wordml" xmlns:wps="http://schemas.microsoft.com/office/word/2010/wordprocessingShape" mc:Ignorable="w14 w15 w16se w16cid w16 w16cex w16sdtdh w16du wp14">
   <w:body>
     <w:p>
       <w:pPr>
@@ -244,7 +244,7 @@
     </w:p>
     <w:p>
       <w:pPr>
-        <w:pStyle w:val="ListParagraph"/>
+        <w:pStyle w:val="PargrafodaLista"/>
         <w:numPr>
           <w:ilvl w:val="0"/>
           <w:numId w:val="1"/>
@@ -265,7 +265,7 @@
     </w:p>
     <w:p>
       <w:pPr>
-        <w:pStyle w:val="ListParagraph"/>
+        <w:pStyle w:val="PargrafodaLista"/>
         <w:numPr>
           <w:ilvl w:val="0"/>
           <w:numId w:val="1"/>
@@ -286,7 +286,7 @@
     </w:p>
     <w:p>
       <w:pPr>
-        <w:pStyle w:val="ListParagraph"/>
+        <w:pStyle w:val="PargrafodaLista"/>
         <w:numPr>
           <w:ilvl w:val="0"/>
           <w:numId w:val="1"/>
@@ -307,7 +307,7 @@
     </w:p>
     <w:p>
       <w:pPr>
-        <w:pStyle w:val="ListParagraph"/>
+        <w:pStyle w:val="PargrafodaLista"/>
         <w:numPr>
           <w:ilvl w:val="0"/>
           <w:numId w:val="1"/>
@@ -328,7 +328,7 @@
     </w:p>
     <w:p>
       <w:pPr>
-        <w:pStyle w:val="ListParagraph"/>
+        <w:pStyle w:val="PargrafodaLista"/>
         <w:numPr>
           <w:ilvl w:val="0"/>
           <w:numId w:val="1"/>
@@ -349,7 +349,7 @@
     </w:p>
     <w:p>
       <w:pPr>
-        <w:pStyle w:val="ListParagraph"/>
+        <w:pStyle w:val="PargrafodaLista"/>
         <w:numPr>
           <w:ilvl w:val="0"/>
           <w:numId w:val="1"/>
@@ -370,7 +370,7 @@
     </w:p>
     <w:p>
       <w:pPr>
-        <w:pStyle w:val="ListParagraph"/>
+        <w:pStyle w:val="PargrafodaLista"/>
         <w:numPr>
           <w:ilvl w:val="0"/>
           <w:numId w:val="1"/>
@@ -391,7 +391,7 @@
     </w:p>
     <w:p>
       <w:pPr>
-        <w:pStyle w:val="ListParagraph"/>
+        <w:pStyle w:val="PargrafodaLista"/>
         <w:numPr>
           <w:ilvl w:val="0"/>
           <w:numId w:val="1"/>
@@ -412,7 +412,7 @@
     </w:p>
     <w:p>
       <w:pPr>
-        <w:pStyle w:val="ListParagraph"/>
+        <w:pStyle w:val="PargrafodaLista"/>
         <w:numPr>
           <w:ilvl w:val="0"/>
           <w:numId w:val="1"/>
@@ -433,7 +433,7 @@
     </w:p>
     <w:p>
       <w:pPr>
-        <w:pStyle w:val="ListParagraph"/>
+        <w:pStyle w:val="PargrafodaLista"/>
         <w:numPr>
           <w:ilvl w:val="0"/>
           <w:numId w:val="1"/>
@@ -475,7 +475,7 @@
     </w:p>
     <w:p>
       <w:pPr>
-        <w:pStyle w:val="ListParagraph"/>
+        <w:pStyle w:val="PargrafodaLista"/>
         <w:numPr>
           <w:ilvl w:val="0"/>
           <w:numId w:val="2"/>
@@ -515,7 +515,7 @@
     </w:p>
     <w:p>
       <w:pPr>
-        <w:pStyle w:val="ListParagraph"/>
+        <w:pStyle w:val="PargrafodaLista"/>
         <w:numPr>
           <w:ilvl w:val="0"/>
           <w:numId w:val="2"/>
@@ -556,7 +556,7 @@
     </w:p>
     <w:p>
       <w:pPr>
-        <w:pStyle w:val="ListParagraph"/>
+        <w:pStyle w:val="PargrafodaLista"/>
         <w:numPr>
           <w:ilvl w:val="0"/>
           <w:numId w:val="2"/>
@@ -584,7 +584,7 @@
     </w:p>
     <w:p>
       <w:pPr>
-        <w:pStyle w:val="ListParagraph"/>
+        <w:pStyle w:val="PargrafodaLista"/>
         <w:numPr>
           <w:ilvl w:val="0"/>
           <w:numId w:val="2"/>
@@ -608,26 +608,12 @@
         <w:rPr>
           <w:rFonts w:ascii="Arial" w:eastAsia="Arial" w:hAnsi="Arial" w:cs="Arial"/>
         </w:rPr>
-        <w:t xml:space="preserve">TOMAZONI, </w:t>
-      </w:r>
-      <w:proofErr w:type="spellStart"/>
-      <w:r>
-        <w:rPr>
-          <w:rFonts w:ascii="Arial" w:eastAsia="Arial" w:hAnsi="Arial" w:cs="Arial"/>
-        </w:rPr>
-        <w:t>Julio</w:t>
-      </w:r>
-      <w:proofErr w:type="spellEnd"/>
-      <w:r>
-        <w:rPr>
-          <w:rFonts w:ascii="Arial" w:eastAsia="Arial" w:hAnsi="Arial" w:cs="Arial"/>
-        </w:rPr>
-        <w:t xml:space="preserve"> Caetano; GUIMARÃES, Elisete. Introdução ao QGIS: OSGeo4W-3.22. 7. Oficina de Textos, 2022.</w:t>
-      </w:r>
-    </w:p>
-    <w:p>
-      <w:pPr>
-        <w:pStyle w:val="ListParagraph"/>
+        <w:t>TOMAZONI, Julio Caetano; GUIMARÃES, Elisete. Introdução ao QGIS: OSGeo4W-3.22. 7. Oficina de Textos, 2022.</w:t>
+      </w:r>
+    </w:p>
+    <w:p>
+      <w:pPr>
+        <w:pStyle w:val="PargrafodaLista"/>
         <w:numPr>
           <w:ilvl w:val="0"/>
           <w:numId w:val="2"/>
@@ -647,35 +633,7 @@
         <w:rPr>
           <w:rFonts w:ascii="Arial" w:eastAsia="Arial" w:hAnsi="Arial" w:cs="Arial"/>
         </w:rPr>
-        <w:t xml:space="preserve">SILVA, </w:t>
-      </w:r>
-      <w:proofErr w:type="spellStart"/>
-      <w:r>
-        <w:rPr>
-          <w:rFonts w:ascii="Arial" w:eastAsia="Arial" w:hAnsi="Arial" w:cs="Arial"/>
-        </w:rPr>
-        <w:t>Ardemirio</w:t>
-      </w:r>
-      <w:proofErr w:type="spellEnd"/>
-      <w:r>
-        <w:rPr>
-          <w:rFonts w:ascii="Arial" w:eastAsia="Arial" w:hAnsi="Arial" w:cs="Arial"/>
-        </w:rPr>
-        <w:t xml:space="preserve"> de Barros. Sistemas de Informações </w:t>
-      </w:r>
-      <w:proofErr w:type="spellStart"/>
-      <w:r>
-        <w:rPr>
-          <w:rFonts w:ascii="Arial" w:eastAsia="Arial" w:hAnsi="Arial" w:cs="Arial"/>
-        </w:rPr>
-        <w:t>Geo-referenciadas</w:t>
-      </w:r>
-      <w:proofErr w:type="spellEnd"/>
-      <w:r>
-        <w:rPr>
-          <w:rFonts w:ascii="Arial" w:eastAsia="Arial" w:hAnsi="Arial" w:cs="Arial"/>
-        </w:rPr>
-        <w:t>: conceitos e fundamentos. 2003.</w:t>
+        <w:t>SILVA, Ardemirio de Barros. Sistemas de Informações Geo-referenciadas: conceitos e fundamentos. 2003.</w:t>
       </w:r>
     </w:p>
     <w:p>
@@ -701,7 +659,7 @@
     </w:p>
     <w:p>
       <w:pPr>
-        <w:pStyle w:val="ListParagraph"/>
+        <w:pStyle w:val="PargrafodaLista"/>
         <w:numPr>
           <w:ilvl w:val="0"/>
           <w:numId w:val="3"/>
@@ -750,7 +708,7 @@
     </w:p>
     <w:p>
       <w:pPr>
-        <w:pStyle w:val="ListParagraph"/>
+        <w:pStyle w:val="PargrafodaLista"/>
         <w:numPr>
           <w:ilvl w:val="0"/>
           <w:numId w:val="3"/>
@@ -799,7 +757,7 @@
     </w:p>
     <w:p>
       <w:pPr>
-        <w:pStyle w:val="ListParagraph"/>
+        <w:pStyle w:val="PargrafodaLista"/>
         <w:numPr>
           <w:ilvl w:val="0"/>
           <w:numId w:val="3"/>
@@ -866,7 +824,7 @@
     </w:p>
     <w:p>
       <w:pPr>
-        <w:pStyle w:val="ListParagraph"/>
+        <w:pStyle w:val="PargrafodaLista"/>
         <w:numPr>
           <w:ilvl w:val="0"/>
           <w:numId w:val="3"/>
@@ -921,7 +879,7 @@
     </w:p>
     <w:p>
       <w:pPr>
-        <w:pStyle w:val="ListParagraph"/>
+        <w:pStyle w:val="PargrafodaLista"/>
         <w:numPr>
           <w:ilvl w:val="0"/>
           <w:numId w:val="3"/>
@@ -941,7 +899,13 @@
         <w:rPr>
           <w:rFonts w:ascii="Arial" w:eastAsia="Arial" w:hAnsi="Arial" w:cs="Arial"/>
         </w:rPr>
-        <w:t>XX/0</w:t>
+        <w:t>15</w:t>
+      </w:r>
+      <w:r>
+        <w:rPr>
+          <w:rFonts w:ascii="Arial" w:eastAsia="Arial" w:hAnsi="Arial" w:cs="Arial"/>
+        </w:rPr>
+        <w:t>/0</w:t>
       </w:r>
       <w:r>
         <w:rPr>
@@ -958,7 +922,7 @@
     </w:p>
     <w:p>
       <w:pPr>
-        <w:pStyle w:val="ListParagraph"/>
+        <w:pStyle w:val="PargrafodaLista"/>
         <w:numPr>
           <w:ilvl w:val="0"/>
           <w:numId w:val="3"/>
@@ -992,7 +956,7 @@
     </w:p>
     <w:p>
       <w:pPr>
-        <w:pStyle w:val="ListParagraph"/>
+        <w:pStyle w:val="PargrafodaLista"/>
         <w:numPr>
           <w:ilvl w:val="0"/>
           <w:numId w:val="3"/>
@@ -1026,7 +990,7 @@
     </w:p>
     <w:p>
       <w:pPr>
-        <w:pStyle w:val="ListParagraph"/>
+        <w:pStyle w:val="PargrafodaLista"/>
         <w:numPr>
           <w:ilvl w:val="0"/>
           <w:numId w:val="3"/>
@@ -1060,7 +1024,7 @@
     </w:p>
     <w:p>
       <w:pPr>
-        <w:pStyle w:val="ListParagraph"/>
+        <w:pStyle w:val="PargrafodaLista"/>
         <w:numPr>
           <w:ilvl w:val="0"/>
           <w:numId w:val="3"/>
@@ -1094,7 +1058,7 @@
     </w:p>
     <w:p>
       <w:pPr>
-        <w:pStyle w:val="ListParagraph"/>
+        <w:pStyle w:val="PargrafodaLista"/>
         <w:numPr>
           <w:ilvl w:val="0"/>
           <w:numId w:val="3"/>
@@ -1149,7 +1113,7 @@
 </file>
 
 <file path=word/numbering.xml><?xml version="1.0" encoding="utf-8"?>
-<w:numbering xmlns:wpc="http://schemas.microsoft.com/office/word/2010/wordprocessingCanvas" xmlns:cx="http://schemas.microsoft.com/office/drawing/2014/chartex" xmlns:cx1="http://schemas.microsoft.com/office/drawing/2015/9/8/chartex" xmlns:cx2="http://schemas.microsoft.com/office/drawing/2015/10/21/chartex" xmlns:cx3="http://schemas.microsoft.com/office/drawing/2016/5/9/chartex" xmlns:cx4="http://schemas.microsoft.com/office/drawing/2016/5/10/chartex" xmlns:cx5="http://schemas.microsoft.com/office/drawing/2016/5/11/chartex" xmlns:cx6="http://schemas.microsoft.com/office/drawing/2016/5/12/chartex" xmlns:cx7="http://schemas.microsoft.com/office/drawing/2016/5/13/chartex" xmlns:cx8="http://schemas.microsoft.com/office/drawing/2016/5/14/chartex" xmlns:mc="http://schemas.openxmlformats.org/markup-compatibility/2006" xmlns:aink="http://schemas.microsoft.com/office/drawing/2016/ink" xmlns:am3d="http://schemas.microsoft.com/office/drawing/2017/model3d" xmlns:o="urn:schemas-microsoft-com:office:office" xmlns:oel="http://schemas.microsoft.com/office/2019/extlst" xmlns:r="http://schemas.openxmlformats.org/officeDocument/2006/relationships" xmlns:m="http://schemas.openxmlformats.org/officeDocument/2006/math" xmlns:v="urn:schemas-microsoft-com:vml" xmlns:wp14="http://schemas.microsoft.com/office/word/2010/wordprocessingDrawing" xmlns:wp="http://schemas.openxmlformats.org/drawingml/2006/wordprocessingDrawing" xmlns:w10="urn:schemas-microsoft-com:office:word" xmlns:w="http://schemas.openxmlformats.org/wordprocessingml/2006/main" xmlns:w14="http://schemas.microsoft.com/office/word/2010/wordml" xmlns:w15="http://schemas.microsoft.com/office/word/2012/wordml" xmlns:w16cex="http://schemas.microsoft.com/office/word/2018/wordml/cex" xmlns:w16cid="http://schemas.microsoft.com/office/word/2016/wordml/cid" xmlns:w16="http://schemas.microsoft.com/office/word/2018/wordml" xmlns:w16du="http://schemas.microsoft.com/office/word/2023/wordml/word16du" xmlns:w16sdtdh="http://schemas.microsoft.com/office/word/2020/wordml/sdtdatahash" xmlns:w16sdtfl="http://schemas.microsoft.com/office/word/2024/wordml/sdtformatlock" xmlns:w16se="http://schemas.microsoft.com/office/word/2015/wordml/symex" xmlns:wpg="http://schemas.microsoft.com/office/word/2010/wordprocessingGroup" xmlns:wpi="http://schemas.microsoft.com/office/word/2010/wordprocessingInk" xmlns:wne="http://schemas.microsoft.com/office/word/2006/wordml" xmlns:wps="http://schemas.microsoft.com/office/word/2010/wordprocessingShape" mc:Ignorable="w14 w15 w16se w16cid w16 w16cex w16sdtdh w16sdtfl w16du wp14">
+<w:numbering xmlns:wpc="http://schemas.microsoft.com/office/word/2010/wordprocessingCanvas" xmlns:cx="http://schemas.microsoft.com/office/drawing/2014/chartex" xmlns:cx1="http://schemas.microsoft.com/office/drawing/2015/9/8/chartex" xmlns:cx2="http://schemas.microsoft.com/office/drawing/2015/10/21/chartex" xmlns:cx3="http://schemas.microsoft.com/office/drawing/2016/5/9/chartex" xmlns:cx4="http://schemas.microsoft.com/office/drawing/2016/5/10/chartex" xmlns:cx5="http://schemas.microsoft.com/office/drawing/2016/5/11/chartex" xmlns:cx6="http://schemas.microsoft.com/office/drawing/2016/5/12/chartex" xmlns:cx7="http://schemas.microsoft.com/office/drawing/2016/5/13/chartex" xmlns:cx8="http://schemas.microsoft.com/office/drawing/2016/5/14/chartex" xmlns:mc="http://schemas.openxmlformats.org/markup-compatibility/2006" xmlns:aink="http://schemas.microsoft.com/office/drawing/2016/ink" xmlns:am3d="http://schemas.microsoft.com/office/drawing/2017/model3d" xmlns:o="urn:schemas-microsoft-com:office:office" xmlns:oel="http://schemas.microsoft.com/office/2019/extlst" xmlns:r="http://schemas.openxmlformats.org/officeDocument/2006/relationships" xmlns:m="http://schemas.openxmlformats.org/officeDocument/2006/math" xmlns:v="urn:schemas-microsoft-com:vml" xmlns:wp14="http://schemas.microsoft.com/office/word/2010/wordprocessingDrawing" xmlns:wp="http://schemas.openxmlformats.org/drawingml/2006/wordprocessingDrawing" xmlns:w10="urn:schemas-microsoft-com:office:word" xmlns:w="http://schemas.openxmlformats.org/wordprocessingml/2006/main" xmlns:w14="http://schemas.microsoft.com/office/word/2010/wordml" xmlns:w15="http://schemas.microsoft.com/office/word/2012/wordml" xmlns:w16cex="http://schemas.microsoft.com/office/word/2018/wordml/cex" xmlns:w16cid="http://schemas.microsoft.com/office/word/2016/wordml/cid" xmlns:w16="http://schemas.microsoft.com/office/word/2018/wordml" xmlns:w16du="http://schemas.microsoft.com/office/word/2023/wordml/word16du" xmlns:w16sdtdh="http://schemas.microsoft.com/office/word/2020/wordml/sdtdatahash" xmlns:w16se="http://schemas.microsoft.com/office/word/2015/wordml/symex" xmlns:wpg="http://schemas.microsoft.com/office/word/2010/wordprocessingGroup" xmlns:wpi="http://schemas.microsoft.com/office/word/2010/wordprocessingInk" xmlns:wne="http://schemas.microsoft.com/office/word/2006/wordml" xmlns:wps="http://schemas.microsoft.com/office/word/2010/wordprocessingShape" mc:Ignorable="w14 w15 w16se w16cid w16 w16cex w16sdtdh w16du wp14">
   <w:abstractNum w:abstractNumId="0" w15:restartNumberingAfterBreak="0">
     <w:nsid w:val="04A42B75"/>
     <w:multiLevelType w:val="hybridMultilevel"/>
@@ -1475,7 +1439,7 @@
 </file>
 
 <file path=word/styles.xml><?xml version="1.0" encoding="utf-8"?>
-<w:styles xmlns:mc="http://schemas.openxmlformats.org/markup-compatibility/2006" xmlns:r="http://schemas.openxmlformats.org/officeDocument/2006/relationships" xmlns:w="http://schemas.openxmlformats.org/wordprocessingml/2006/main" xmlns:w14="http://schemas.microsoft.com/office/word/2010/wordml" xmlns:w15="http://schemas.microsoft.com/office/word/2012/wordml" xmlns:w16cex="http://schemas.microsoft.com/office/word/2018/wordml/cex" xmlns:w16cid="http://schemas.microsoft.com/office/word/2016/wordml/cid" xmlns:w16="http://schemas.microsoft.com/office/word/2018/wordml" xmlns:w16du="http://schemas.microsoft.com/office/word/2023/wordml/word16du" xmlns:w16sdtdh="http://schemas.microsoft.com/office/word/2020/wordml/sdtdatahash" xmlns:w16sdtfl="http://schemas.microsoft.com/office/word/2024/wordml/sdtformatlock" xmlns:w16se="http://schemas.microsoft.com/office/word/2015/wordml/symex" mc:Ignorable="w14 w15 w16se w16cid w16 w16cex w16sdtdh w16sdtfl w16du">
+<w:styles xmlns:mc="http://schemas.openxmlformats.org/markup-compatibility/2006" xmlns:r="http://schemas.openxmlformats.org/officeDocument/2006/relationships" xmlns:w="http://schemas.openxmlformats.org/wordprocessingml/2006/main" xmlns:w14="http://schemas.microsoft.com/office/word/2010/wordml" xmlns:w15="http://schemas.microsoft.com/office/word/2012/wordml" xmlns:w16cex="http://schemas.microsoft.com/office/word/2018/wordml/cex" xmlns:w16cid="http://schemas.microsoft.com/office/word/2016/wordml/cid" xmlns:w16="http://schemas.microsoft.com/office/word/2018/wordml" xmlns:w16du="http://schemas.microsoft.com/office/word/2023/wordml/word16du" xmlns:w16sdtdh="http://schemas.microsoft.com/office/word/2020/wordml/sdtdatahash" xmlns:w16se="http://schemas.microsoft.com/office/word/2015/wordml/symex" mc:Ignorable="w14 w15 w16se w16cid w16 w16cex w16sdtdh w16du">
   <w:docDefaults>
     <w:rPrDefault>
       <w:rPr>
@@ -1483,7 +1447,7 @@
         <w:kern w:val="2"/>
         <w:sz w:val="24"/>
         <w:szCs w:val="24"/>
-        <w:lang w:eastAsia="en-US" w:bidi="ar-SA"/>
+        <w:lang w:val="pt-BR" w:eastAsia="en-US" w:bidi="ar-SA"/>
         <w14:ligatures w14:val="standardContextual"/>
       </w:rPr>
     </w:rPrDefault>
@@ -1883,15 +1847,15 @@
       <w:rFonts w:ascii="Times New Roman" w:eastAsia="Times New Roman" w:hAnsi="Times New Roman" w:cs="Times New Roman"/>
       <w:kern w:val="0"/>
       <w:position w:val="-1"/>
-      <w:lang w:val="pt-BR" w:eastAsia="pt-BR"/>
+      <w:lang w:eastAsia="pt-BR"/>
       <w14:ligatures w14:val="none"/>
     </w:rPr>
   </w:style>
-  <w:style w:type="paragraph" w:styleId="Heading1">
+  <w:style w:type="paragraph" w:styleId="Ttulo1">
     <w:name w:val="heading 1"/>
     <w:basedOn w:val="Normal"/>
     <w:next w:val="Normal"/>
-    <w:link w:val="Heading1Char"/>
+    <w:link w:val="Ttulo1Char"/>
     <w:uiPriority w:val="9"/>
     <w:qFormat/>
     <w:rsid w:val="007F2D91"/>
@@ -1907,11 +1871,11 @@
       <w:szCs w:val="40"/>
     </w:rPr>
   </w:style>
-  <w:style w:type="paragraph" w:styleId="Heading2">
+  <w:style w:type="paragraph" w:styleId="Ttulo2">
     <w:name w:val="heading 2"/>
     <w:basedOn w:val="Normal"/>
     <w:next w:val="Normal"/>
-    <w:link w:val="Heading2Char"/>
+    <w:link w:val="Ttulo2Char"/>
     <w:uiPriority w:val="9"/>
     <w:semiHidden/>
     <w:unhideWhenUsed/>
@@ -1930,11 +1894,11 @@
       <w:szCs w:val="32"/>
     </w:rPr>
   </w:style>
-  <w:style w:type="paragraph" w:styleId="Heading3">
+  <w:style w:type="paragraph" w:styleId="Ttulo3">
     <w:name w:val="heading 3"/>
     <w:basedOn w:val="Normal"/>
     <w:next w:val="Normal"/>
-    <w:link w:val="Heading3Char"/>
+    <w:link w:val="Ttulo3Char"/>
     <w:uiPriority w:val="9"/>
     <w:semiHidden/>
     <w:unhideWhenUsed/>
@@ -1953,11 +1917,11 @@
       <w:szCs w:val="28"/>
     </w:rPr>
   </w:style>
-  <w:style w:type="paragraph" w:styleId="Heading4">
+  <w:style w:type="paragraph" w:styleId="Ttulo4">
     <w:name w:val="heading 4"/>
     <w:basedOn w:val="Normal"/>
     <w:next w:val="Normal"/>
-    <w:link w:val="Heading4Char"/>
+    <w:link w:val="Ttulo4Char"/>
     <w:uiPriority w:val="9"/>
     <w:semiHidden/>
     <w:unhideWhenUsed/>
@@ -1976,11 +1940,11 @@
       <w:color w:val="0F4761" w:themeColor="accent1" w:themeShade="BF"/>
     </w:rPr>
   </w:style>
-  <w:style w:type="paragraph" w:styleId="Heading5">
+  <w:style w:type="paragraph" w:styleId="Ttulo5">
     <w:name w:val="heading 5"/>
     <w:basedOn w:val="Normal"/>
     <w:next w:val="Normal"/>
-    <w:link w:val="Heading5Char"/>
+    <w:link w:val="Ttulo5Char"/>
     <w:uiPriority w:val="9"/>
     <w:semiHidden/>
     <w:unhideWhenUsed/>
@@ -1997,11 +1961,11 @@
       <w:color w:val="0F4761" w:themeColor="accent1" w:themeShade="BF"/>
     </w:rPr>
   </w:style>
-  <w:style w:type="paragraph" w:styleId="Heading6">
+  <w:style w:type="paragraph" w:styleId="Ttulo6">
     <w:name w:val="heading 6"/>
     <w:basedOn w:val="Normal"/>
     <w:next w:val="Normal"/>
-    <w:link w:val="Heading6Char"/>
+    <w:link w:val="Ttulo6Char"/>
     <w:uiPriority w:val="9"/>
     <w:semiHidden/>
     <w:unhideWhenUsed/>
@@ -2020,11 +1984,11 @@
       <w:color w:val="595959" w:themeColor="text1" w:themeTint="A6"/>
     </w:rPr>
   </w:style>
-  <w:style w:type="paragraph" w:styleId="Heading7">
+  <w:style w:type="paragraph" w:styleId="Ttulo7">
     <w:name w:val="heading 7"/>
     <w:basedOn w:val="Normal"/>
     <w:next w:val="Normal"/>
-    <w:link w:val="Heading7Char"/>
+    <w:link w:val="Ttulo7Char"/>
     <w:uiPriority w:val="9"/>
     <w:semiHidden/>
     <w:unhideWhenUsed/>
@@ -2041,11 +2005,11 @@
       <w:color w:val="595959" w:themeColor="text1" w:themeTint="A6"/>
     </w:rPr>
   </w:style>
-  <w:style w:type="paragraph" w:styleId="Heading8">
+  <w:style w:type="paragraph" w:styleId="Ttulo8">
     <w:name w:val="heading 8"/>
     <w:basedOn w:val="Normal"/>
     <w:next w:val="Normal"/>
-    <w:link w:val="Heading8Char"/>
+    <w:link w:val="Ttulo8Char"/>
     <w:uiPriority w:val="9"/>
     <w:semiHidden/>
     <w:unhideWhenUsed/>
@@ -2063,11 +2027,11 @@
       <w:color w:val="272727" w:themeColor="text1" w:themeTint="D8"/>
     </w:rPr>
   </w:style>
-  <w:style w:type="paragraph" w:styleId="Heading9">
+  <w:style w:type="paragraph" w:styleId="Ttulo9">
     <w:name w:val="heading 9"/>
     <w:basedOn w:val="Normal"/>
     <w:next w:val="Normal"/>
-    <w:link w:val="Heading9Char"/>
+    <w:link w:val="Ttulo9Char"/>
     <w:uiPriority w:val="9"/>
     <w:semiHidden/>
     <w:unhideWhenUsed/>
@@ -2083,13 +2047,13 @@
       <w:color w:val="272727" w:themeColor="text1" w:themeTint="D8"/>
     </w:rPr>
   </w:style>
-  <w:style w:type="character" w:default="1" w:styleId="DefaultParagraphFont">
+  <w:style w:type="character" w:default="1" w:styleId="Fontepargpadro">
     <w:name w:val="Default Paragraph Font"/>
     <w:uiPriority w:val="1"/>
     <w:semiHidden/>
     <w:unhideWhenUsed/>
   </w:style>
-  <w:style w:type="table" w:default="1" w:styleId="TableNormal">
+  <w:style w:type="table" w:default="1" w:styleId="Tabelanormal">
     <w:name w:val="Normal Table"/>
     <w:uiPriority w:val="99"/>
     <w:semiHidden/>
@@ -2104,16 +2068,16 @@
       </w:tblCellMar>
     </w:tblPr>
   </w:style>
-  <w:style w:type="numbering" w:default="1" w:styleId="NoList">
+  <w:style w:type="numbering" w:default="1" w:styleId="Semlista">
     <w:name w:val="No List"/>
     <w:uiPriority w:val="99"/>
     <w:semiHidden/>
     <w:unhideWhenUsed/>
   </w:style>
-  <w:style w:type="character" w:customStyle="1" w:styleId="Heading1Char">
-    <w:name w:val="Heading 1 Char"/>
-    <w:basedOn w:val="DefaultParagraphFont"/>
-    <w:link w:val="Heading1"/>
+  <w:style w:type="character" w:customStyle="1" w:styleId="Ttulo1Char">
+    <w:name w:val="Título 1 Char"/>
+    <w:basedOn w:val="Fontepargpadro"/>
+    <w:link w:val="Ttulo1"/>
     <w:uiPriority w:val="9"/>
     <w:rsid w:val="007F2D91"/>
     <w:rPr>
@@ -2123,10 +2087,10 @@
       <w:szCs w:val="40"/>
     </w:rPr>
   </w:style>
-  <w:style w:type="character" w:customStyle="1" w:styleId="Heading2Char">
-    <w:name w:val="Heading 2 Char"/>
-    <w:basedOn w:val="DefaultParagraphFont"/>
-    <w:link w:val="Heading2"/>
+  <w:style w:type="character" w:customStyle="1" w:styleId="Ttulo2Char">
+    <w:name w:val="Título 2 Char"/>
+    <w:basedOn w:val="Fontepargpadro"/>
+    <w:link w:val="Ttulo2"/>
     <w:uiPriority w:val="9"/>
     <w:semiHidden/>
     <w:rsid w:val="007F2D91"/>
@@ -2137,10 +2101,10 @@
       <w:szCs w:val="32"/>
     </w:rPr>
   </w:style>
-  <w:style w:type="character" w:customStyle="1" w:styleId="Heading3Char">
-    <w:name w:val="Heading 3 Char"/>
-    <w:basedOn w:val="DefaultParagraphFont"/>
-    <w:link w:val="Heading3"/>
+  <w:style w:type="character" w:customStyle="1" w:styleId="Ttulo3Char">
+    <w:name w:val="Título 3 Char"/>
+    <w:basedOn w:val="Fontepargpadro"/>
+    <w:link w:val="Ttulo3"/>
     <w:uiPriority w:val="9"/>
     <w:semiHidden/>
     <w:rsid w:val="007F2D91"/>
@@ -2151,10 +2115,10 @@
       <w:szCs w:val="28"/>
     </w:rPr>
   </w:style>
-  <w:style w:type="character" w:customStyle="1" w:styleId="Heading4Char">
-    <w:name w:val="Heading 4 Char"/>
-    <w:basedOn w:val="DefaultParagraphFont"/>
-    <w:link w:val="Heading4"/>
+  <w:style w:type="character" w:customStyle="1" w:styleId="Ttulo4Char">
+    <w:name w:val="Título 4 Char"/>
+    <w:basedOn w:val="Fontepargpadro"/>
+    <w:link w:val="Ttulo4"/>
     <w:uiPriority w:val="9"/>
     <w:semiHidden/>
     <w:rsid w:val="007F2D91"/>
@@ -2165,10 +2129,10 @@
       <w:color w:val="0F4761" w:themeColor="accent1" w:themeShade="BF"/>
     </w:rPr>
   </w:style>
-  <w:style w:type="character" w:customStyle="1" w:styleId="Heading5Char">
-    <w:name w:val="Heading 5 Char"/>
-    <w:basedOn w:val="DefaultParagraphFont"/>
-    <w:link w:val="Heading5"/>
+  <w:style w:type="character" w:customStyle="1" w:styleId="Ttulo5Char">
+    <w:name w:val="Título 5 Char"/>
+    <w:basedOn w:val="Fontepargpadro"/>
+    <w:link w:val="Ttulo5"/>
     <w:uiPriority w:val="9"/>
     <w:semiHidden/>
     <w:rsid w:val="007F2D91"/>
@@ -2177,10 +2141,10 @@
       <w:color w:val="0F4761" w:themeColor="accent1" w:themeShade="BF"/>
     </w:rPr>
   </w:style>
-  <w:style w:type="character" w:customStyle="1" w:styleId="Heading6Char">
-    <w:name w:val="Heading 6 Char"/>
-    <w:basedOn w:val="DefaultParagraphFont"/>
-    <w:link w:val="Heading6"/>
+  <w:style w:type="character" w:customStyle="1" w:styleId="Ttulo6Char">
+    <w:name w:val="Título 6 Char"/>
+    <w:basedOn w:val="Fontepargpadro"/>
+    <w:link w:val="Ttulo6"/>
     <w:uiPriority w:val="9"/>
     <w:semiHidden/>
     <w:rsid w:val="007F2D91"/>
@@ -2191,10 +2155,10 @@
       <w:color w:val="595959" w:themeColor="text1" w:themeTint="A6"/>
     </w:rPr>
   </w:style>
-  <w:style w:type="character" w:customStyle="1" w:styleId="Heading7Char">
-    <w:name w:val="Heading 7 Char"/>
-    <w:basedOn w:val="DefaultParagraphFont"/>
-    <w:link w:val="Heading7"/>
+  <w:style w:type="character" w:customStyle="1" w:styleId="Ttulo7Char">
+    <w:name w:val="Título 7 Char"/>
+    <w:basedOn w:val="Fontepargpadro"/>
+    <w:link w:val="Ttulo7"/>
     <w:uiPriority w:val="9"/>
     <w:semiHidden/>
     <w:rsid w:val="007F2D91"/>
@@ -2203,10 +2167,10 @@
       <w:color w:val="595959" w:themeColor="text1" w:themeTint="A6"/>
     </w:rPr>
   </w:style>
-  <w:style w:type="character" w:customStyle="1" w:styleId="Heading8Char">
-    <w:name w:val="Heading 8 Char"/>
-    <w:basedOn w:val="DefaultParagraphFont"/>
-    <w:link w:val="Heading8"/>
+  <w:style w:type="character" w:customStyle="1" w:styleId="Ttulo8Char">
+    <w:name w:val="Título 8 Char"/>
+    <w:basedOn w:val="Fontepargpadro"/>
+    <w:link w:val="Ttulo8"/>
     <w:uiPriority w:val="9"/>
     <w:semiHidden/>
     <w:rsid w:val="007F2D91"/>
@@ -2217,10 +2181,10 @@
       <w:color w:val="272727" w:themeColor="text1" w:themeTint="D8"/>
     </w:rPr>
   </w:style>
-  <w:style w:type="character" w:customStyle="1" w:styleId="Heading9Char">
-    <w:name w:val="Heading 9 Char"/>
-    <w:basedOn w:val="DefaultParagraphFont"/>
-    <w:link w:val="Heading9"/>
+  <w:style w:type="character" w:customStyle="1" w:styleId="Ttulo9Char">
+    <w:name w:val="Título 9 Char"/>
+    <w:basedOn w:val="Fontepargpadro"/>
+    <w:link w:val="Ttulo9"/>
     <w:uiPriority w:val="9"/>
     <w:semiHidden/>
     <w:rsid w:val="007F2D91"/>
@@ -2229,11 +2193,11 @@
       <w:color w:val="272727" w:themeColor="text1" w:themeTint="D8"/>
     </w:rPr>
   </w:style>
-  <w:style w:type="paragraph" w:styleId="Title">
+  <w:style w:type="paragraph" w:styleId="Ttulo">
     <w:name w:val="Title"/>
     <w:basedOn w:val="Normal"/>
     <w:next w:val="Normal"/>
-    <w:link w:val="TitleChar"/>
+    <w:link w:val="TtuloChar"/>
     <w:uiPriority w:val="10"/>
     <w:qFormat/>
     <w:rsid w:val="007F2D91"/>
@@ -2249,10 +2213,10 @@
       <w:szCs w:val="56"/>
     </w:rPr>
   </w:style>
-  <w:style w:type="character" w:customStyle="1" w:styleId="TitleChar">
-    <w:name w:val="Title Char"/>
-    <w:basedOn w:val="DefaultParagraphFont"/>
-    <w:link w:val="Title"/>
+  <w:style w:type="character" w:customStyle="1" w:styleId="TtuloChar">
+    <w:name w:val="Título Char"/>
+    <w:basedOn w:val="Fontepargpadro"/>
+    <w:link w:val="Ttulo"/>
     <w:uiPriority w:val="10"/>
     <w:rsid w:val="007F2D91"/>
     <w:rPr>
@@ -2263,11 +2227,11 @@
       <w:szCs w:val="56"/>
     </w:rPr>
   </w:style>
-  <w:style w:type="paragraph" w:styleId="Subtitle">
+  <w:style w:type="paragraph" w:styleId="Subttulo">
     <w:name w:val="Subtitle"/>
     <w:basedOn w:val="Normal"/>
     <w:next w:val="Normal"/>
-    <w:link w:val="SubtitleChar"/>
+    <w:link w:val="SubttuloChar"/>
     <w:uiPriority w:val="11"/>
     <w:qFormat/>
     <w:rsid w:val="007F2D91"/>
@@ -2286,10 +2250,10 @@
       <w:szCs w:val="28"/>
     </w:rPr>
   </w:style>
-  <w:style w:type="character" w:customStyle="1" w:styleId="SubtitleChar">
-    <w:name w:val="Subtitle Char"/>
-    <w:basedOn w:val="DefaultParagraphFont"/>
-    <w:link w:val="Subtitle"/>
+  <w:style w:type="character" w:customStyle="1" w:styleId="SubttuloChar">
+    <w:name w:val="Subtítulo Char"/>
+    <w:basedOn w:val="Fontepargpadro"/>
+    <w:link w:val="Subttulo"/>
     <w:uiPriority w:val="11"/>
     <w:rsid w:val="007F2D91"/>
     <w:rPr>
@@ -2300,11 +2264,11 @@
       <w:szCs w:val="28"/>
     </w:rPr>
   </w:style>
-  <w:style w:type="paragraph" w:styleId="Quote">
+  <w:style w:type="paragraph" w:styleId="Citao">
     <w:name w:val="Quote"/>
     <w:basedOn w:val="Normal"/>
     <w:next w:val="Normal"/>
-    <w:link w:val="QuoteChar"/>
+    <w:link w:val="CitaoChar"/>
     <w:uiPriority w:val="29"/>
     <w:qFormat/>
     <w:rsid w:val="007F2D91"/>
@@ -2318,10 +2282,10 @@
       <w:color w:val="404040" w:themeColor="text1" w:themeTint="BF"/>
     </w:rPr>
   </w:style>
-  <w:style w:type="character" w:customStyle="1" w:styleId="QuoteChar">
-    <w:name w:val="Quote Char"/>
-    <w:basedOn w:val="DefaultParagraphFont"/>
-    <w:link w:val="Quote"/>
+  <w:style w:type="character" w:customStyle="1" w:styleId="CitaoChar">
+    <w:name w:val="Citação Char"/>
+    <w:basedOn w:val="Fontepargpadro"/>
+    <w:link w:val="Citao"/>
     <w:uiPriority w:val="29"/>
     <w:rsid w:val="007F2D91"/>
     <w:rPr>
@@ -2330,7 +2294,7 @@
       <w:color w:val="404040" w:themeColor="text1" w:themeTint="BF"/>
     </w:rPr>
   </w:style>
-  <w:style w:type="paragraph" w:styleId="ListParagraph">
+  <w:style w:type="paragraph" w:styleId="PargrafodaLista">
     <w:name w:val="List Paragraph"/>
     <w:basedOn w:val="Normal"/>
     <w:qFormat/>
@@ -2340,9 +2304,9 @@
       <w:contextualSpacing/>
     </w:pPr>
   </w:style>
-  <w:style w:type="character" w:styleId="IntenseEmphasis">
+  <w:style w:type="character" w:styleId="nfaseIntensa">
     <w:name w:val="Intense Emphasis"/>
-    <w:basedOn w:val="DefaultParagraphFont"/>
+    <w:basedOn w:val="Fontepargpadro"/>
     <w:uiPriority w:val="21"/>
     <w:qFormat/>
     <w:rsid w:val="007F2D91"/>
@@ -2352,11 +2316,11 @@
       <w:color w:val="0F4761" w:themeColor="accent1" w:themeShade="BF"/>
     </w:rPr>
   </w:style>
-  <w:style w:type="paragraph" w:styleId="IntenseQuote">
+  <w:style w:type="paragraph" w:styleId="CitaoIntensa">
     <w:name w:val="Intense Quote"/>
     <w:basedOn w:val="Normal"/>
     <w:next w:val="Normal"/>
-    <w:link w:val="IntenseQuoteChar"/>
+    <w:link w:val="CitaoIntensaChar"/>
     <w:uiPriority w:val="30"/>
     <w:qFormat/>
     <w:rsid w:val="007F2D91"/>
@@ -2375,10 +2339,10 @@
       <w:color w:val="0F4761" w:themeColor="accent1" w:themeShade="BF"/>
     </w:rPr>
   </w:style>
-  <w:style w:type="character" w:customStyle="1" w:styleId="IntenseQuoteChar">
-    <w:name w:val="Intense Quote Char"/>
-    <w:basedOn w:val="DefaultParagraphFont"/>
-    <w:link w:val="IntenseQuote"/>
+  <w:style w:type="character" w:customStyle="1" w:styleId="CitaoIntensaChar">
+    <w:name w:val="Citação Intensa Char"/>
+    <w:basedOn w:val="Fontepargpadro"/>
+    <w:link w:val="CitaoIntensa"/>
     <w:uiPriority w:val="30"/>
     <w:rsid w:val="007F2D91"/>
     <w:rPr>
@@ -2387,9 +2351,9 @@
       <w:color w:val="0F4761" w:themeColor="accent1" w:themeShade="BF"/>
     </w:rPr>
   </w:style>
-  <w:style w:type="character" w:styleId="IntenseReference">
+  <w:style w:type="character" w:styleId="RefernciaIntensa">
     <w:name w:val="Intense Reference"/>
-    <w:basedOn w:val="DefaultParagraphFont"/>
+    <w:basedOn w:val="Fontepargpadro"/>
     <w:uiPriority w:val="32"/>
     <w:qFormat/>
     <w:rsid w:val="007F2D91"/>

--- a/PLANO DE ENSINO.docx
+++ b/PLANO DE ENSINO.docx
@@ -1,6 +1,6 @@
 
 <file path=word/document.xml><?xml version="1.0" encoding="utf-8"?>
-<w:document xmlns:wpc="http://schemas.microsoft.com/office/word/2010/wordprocessingCanvas" xmlns:cx="http://schemas.microsoft.com/office/drawing/2014/chartex" xmlns:cx1="http://schemas.microsoft.com/office/drawing/2015/9/8/chartex" xmlns:cx2="http://schemas.microsoft.com/office/drawing/2015/10/21/chartex" xmlns:cx3="http://schemas.microsoft.com/office/drawing/2016/5/9/chartex" xmlns:cx4="http://schemas.microsoft.com/office/drawing/2016/5/10/chartex" xmlns:cx5="http://schemas.microsoft.com/office/drawing/2016/5/11/chartex" xmlns:cx6="http://schemas.microsoft.com/office/drawing/2016/5/12/chartex" xmlns:cx7="http://schemas.microsoft.com/office/drawing/2016/5/13/chartex" xmlns:cx8="http://schemas.microsoft.com/office/drawing/2016/5/14/chartex" xmlns:mc="http://schemas.openxmlformats.org/markup-compatibility/2006" xmlns:aink="http://schemas.microsoft.com/office/drawing/2016/ink" xmlns:am3d="http://schemas.microsoft.com/office/drawing/2017/model3d" xmlns:o="urn:schemas-microsoft-com:office:office" xmlns:oel="http://schemas.microsoft.com/office/2019/extlst" xmlns:r="http://schemas.openxmlformats.org/officeDocument/2006/relationships" xmlns:m="http://schemas.openxmlformats.org/officeDocument/2006/math" xmlns:v="urn:schemas-microsoft-com:vml" xmlns:wp14="http://schemas.microsoft.com/office/word/2010/wordprocessingDrawing" xmlns:wp="http://schemas.openxmlformats.org/drawingml/2006/wordprocessingDrawing" xmlns:w10="urn:schemas-microsoft-com:office:word" xmlns:w="http://schemas.openxmlformats.org/wordprocessingml/2006/main" xmlns:w14="http://schemas.microsoft.com/office/word/2010/wordml" xmlns:w15="http://schemas.microsoft.com/office/word/2012/wordml" xmlns:w16cex="http://schemas.microsoft.com/office/word/2018/wordml/cex" xmlns:w16cid="http://schemas.microsoft.com/office/word/2016/wordml/cid" xmlns:w16="http://schemas.microsoft.com/office/word/2018/wordml" xmlns:w16du="http://schemas.microsoft.com/office/word/2023/wordml/word16du" xmlns:w16sdtdh="http://schemas.microsoft.com/office/word/2020/wordml/sdtdatahash" xmlns:w16se="http://schemas.microsoft.com/office/word/2015/wordml/symex" xmlns:wpg="http://schemas.microsoft.com/office/word/2010/wordprocessingGroup" xmlns:wpi="http://schemas.microsoft.com/office/word/2010/wordprocessingInk" xmlns:wne="http://schemas.microsoft.com/office/word/2006/wordml" xmlns:wps="http://schemas.microsoft.com/office/word/2010/wordprocessingShape" mc:Ignorable="w14 w15 w16se w16cid w16 w16cex w16sdtdh w16du wp14">
+<w:document xmlns:wpc="http://schemas.microsoft.com/office/word/2010/wordprocessingCanvas" xmlns:cx="http://schemas.microsoft.com/office/drawing/2014/chartex" xmlns:cx1="http://schemas.microsoft.com/office/drawing/2015/9/8/chartex" xmlns:cx2="http://schemas.microsoft.com/office/drawing/2015/10/21/chartex" xmlns:cx3="http://schemas.microsoft.com/office/drawing/2016/5/9/chartex" xmlns:cx4="http://schemas.microsoft.com/office/drawing/2016/5/10/chartex" xmlns:cx5="http://schemas.microsoft.com/office/drawing/2016/5/11/chartex" xmlns:cx6="http://schemas.microsoft.com/office/drawing/2016/5/12/chartex" xmlns:cx7="http://schemas.microsoft.com/office/drawing/2016/5/13/chartex" xmlns:cx8="http://schemas.microsoft.com/office/drawing/2016/5/14/chartex" xmlns:mc="http://schemas.openxmlformats.org/markup-compatibility/2006" xmlns:aink="http://schemas.microsoft.com/office/drawing/2016/ink" xmlns:am3d="http://schemas.microsoft.com/office/drawing/2017/model3d" xmlns:o="urn:schemas-microsoft-com:office:office" xmlns:oel="http://schemas.microsoft.com/office/2019/extlst" xmlns:r="http://schemas.openxmlformats.org/officeDocument/2006/relationships" xmlns:m="http://schemas.openxmlformats.org/officeDocument/2006/math" xmlns:v="urn:schemas-microsoft-com:vml" xmlns:wp14="http://schemas.microsoft.com/office/word/2010/wordprocessingDrawing" xmlns:wp="http://schemas.openxmlformats.org/drawingml/2006/wordprocessingDrawing" xmlns:w10="urn:schemas-microsoft-com:office:word" xmlns:w="http://schemas.openxmlformats.org/wordprocessingml/2006/main" xmlns:w14="http://schemas.microsoft.com/office/word/2010/wordml" xmlns:w15="http://schemas.microsoft.com/office/word/2012/wordml" xmlns:w16cex="http://schemas.microsoft.com/office/word/2018/wordml/cex" xmlns:w16cid="http://schemas.microsoft.com/office/word/2016/wordml/cid" xmlns:w16="http://schemas.microsoft.com/office/word/2018/wordml" xmlns:w16du="http://schemas.microsoft.com/office/word/2023/wordml/word16du" xmlns:w16sdtdh="http://schemas.microsoft.com/office/word/2020/wordml/sdtdatahash" xmlns:w16sdtfl="http://schemas.microsoft.com/office/word/2024/wordml/sdtformatlock" xmlns:w16se="http://schemas.microsoft.com/office/word/2015/wordml/symex" xmlns:wpg="http://schemas.microsoft.com/office/word/2010/wordprocessingGroup" xmlns:wpi="http://schemas.microsoft.com/office/word/2010/wordprocessingInk" xmlns:wne="http://schemas.microsoft.com/office/word/2006/wordml" xmlns:wps="http://schemas.microsoft.com/office/word/2010/wordprocessingShape" mc:Ignorable="w14 w15 w16se w16cid w16 w16cex w16sdtdh w16sdtfl w16du wp14">
   <w:body>
     <w:p>
       <w:pPr>
@@ -133,7 +133,21 @@
         <w:rPr>
           <w:rFonts w:ascii="Arial" w:eastAsia="Arial" w:hAnsi="Arial" w:cs="Arial"/>
         </w:rPr>
-        <w:t>simbologia; Criação de arquivos vetoriais; Compositor de imagem; Operações vetoriais,</w:t>
+        <w:t xml:space="preserve">simbologia; Criação de arquivos vetoriais; </w:t>
+      </w:r>
+      <w:proofErr w:type="gramStart"/>
+      <w:r>
+        <w:rPr>
+          <w:rFonts w:ascii="Arial" w:eastAsia="Arial" w:hAnsi="Arial" w:cs="Arial"/>
+        </w:rPr>
+        <w:t>Compositor</w:t>
+      </w:r>
+      <w:proofErr w:type="gramEnd"/>
+      <w:r>
+        <w:rPr>
+          <w:rFonts w:ascii="Arial" w:eastAsia="Arial" w:hAnsi="Arial" w:cs="Arial"/>
+        </w:rPr>
+        <w:t xml:space="preserve"> de imagem; Operações vetoriais,</w:t>
       </w:r>
       <w:r>
         <w:rPr>
@@ -608,7 +622,21 @@
         <w:rPr>
           <w:rFonts w:ascii="Arial" w:eastAsia="Arial" w:hAnsi="Arial" w:cs="Arial"/>
         </w:rPr>
-        <w:t>TOMAZONI, Julio Caetano; GUIMARÃES, Elisete. Introdução ao QGIS: OSGeo4W-3.22. 7. Oficina de Textos, 2022.</w:t>
+        <w:t xml:space="preserve">TOMAZONI, </w:t>
+      </w:r>
+      <w:proofErr w:type="spellStart"/>
+      <w:r>
+        <w:rPr>
+          <w:rFonts w:ascii="Arial" w:eastAsia="Arial" w:hAnsi="Arial" w:cs="Arial"/>
+        </w:rPr>
+        <w:t>Julio</w:t>
+      </w:r>
+      <w:proofErr w:type="spellEnd"/>
+      <w:r>
+        <w:rPr>
+          <w:rFonts w:ascii="Arial" w:eastAsia="Arial" w:hAnsi="Arial" w:cs="Arial"/>
+        </w:rPr>
+        <w:t xml:space="preserve"> Caetano; GUIMARÃES, Elisete. Introdução ao QGIS: OSGeo4W-3.22. 7. Oficina de Textos, 2022.</w:t>
       </w:r>
     </w:p>
     <w:p>
@@ -633,7 +661,35 @@
         <w:rPr>
           <w:rFonts w:ascii="Arial" w:eastAsia="Arial" w:hAnsi="Arial" w:cs="Arial"/>
         </w:rPr>
-        <w:t>SILVA, Ardemirio de Barros. Sistemas de Informações Geo-referenciadas: conceitos e fundamentos. 2003.</w:t>
+        <w:t xml:space="preserve">SILVA, </w:t>
+      </w:r>
+      <w:proofErr w:type="spellStart"/>
+      <w:r>
+        <w:rPr>
+          <w:rFonts w:ascii="Arial" w:eastAsia="Arial" w:hAnsi="Arial" w:cs="Arial"/>
+        </w:rPr>
+        <w:t>Ardemirio</w:t>
+      </w:r>
+      <w:proofErr w:type="spellEnd"/>
+      <w:r>
+        <w:rPr>
+          <w:rFonts w:ascii="Arial" w:eastAsia="Arial" w:hAnsi="Arial" w:cs="Arial"/>
+        </w:rPr>
+        <w:t xml:space="preserve"> de Barros. Sistemas de Informações </w:t>
+      </w:r>
+      <w:proofErr w:type="spellStart"/>
+      <w:r>
+        <w:rPr>
+          <w:rFonts w:ascii="Arial" w:eastAsia="Arial" w:hAnsi="Arial" w:cs="Arial"/>
+        </w:rPr>
+        <w:t>Geo-referenciadas</w:t>
+      </w:r>
+      <w:proofErr w:type="spellEnd"/>
+      <w:r>
+        <w:rPr>
+          <w:rFonts w:ascii="Arial" w:eastAsia="Arial" w:hAnsi="Arial" w:cs="Arial"/>
+        </w:rPr>
+        <w:t>: conceitos e fundamentos. 2003.</w:t>
       </w:r>
     </w:p>
     <w:p>
@@ -939,7 +995,13 @@
         <w:rPr>
           <w:rFonts w:ascii="Arial" w:eastAsia="Arial" w:hAnsi="Arial" w:cs="Arial"/>
         </w:rPr>
-        <w:t>XX/0</w:t>
+        <w:t>15</w:t>
+      </w:r>
+      <w:r>
+        <w:rPr>
+          <w:rFonts w:ascii="Arial" w:eastAsia="Arial" w:hAnsi="Arial" w:cs="Arial"/>
+        </w:rPr>
+        <w:t>/0</w:t>
       </w:r>
       <w:r>
         <w:rPr>
@@ -951,7 +1013,13 @@
         <w:rPr>
           <w:rFonts w:ascii="Arial" w:eastAsia="Arial" w:hAnsi="Arial" w:cs="Arial"/>
         </w:rPr>
-        <w:t>/2025 – Aula 6: Início do projeto (2h)</w:t>
+        <w:t xml:space="preserve">/2025 – Aula 6: </w:t>
+      </w:r>
+      <w:r>
+        <w:rPr>
+          <w:rFonts w:ascii="Arial" w:eastAsia="Arial" w:hAnsi="Arial" w:cs="Arial"/>
+        </w:rPr>
+        <w:t>Exercícios (2h)</w:t>
       </w:r>
     </w:p>
     <w:p>
@@ -973,7 +1041,13 @@
         <w:rPr>
           <w:rFonts w:ascii="Arial" w:eastAsia="Arial" w:hAnsi="Arial" w:cs="Arial"/>
         </w:rPr>
-        <w:t>XX/0</w:t>
+        <w:t>26</w:t>
+      </w:r>
+      <w:r>
+        <w:rPr>
+          <w:rFonts w:ascii="Arial" w:eastAsia="Arial" w:hAnsi="Arial" w:cs="Arial"/>
+        </w:rPr>
+        <w:t>/0</w:t>
       </w:r>
       <w:r>
         <w:rPr>
@@ -985,7 +1059,19 @@
         <w:rPr>
           <w:rFonts w:ascii="Arial" w:eastAsia="Arial" w:hAnsi="Arial" w:cs="Arial"/>
         </w:rPr>
-        <w:t>/2025 – Aula 7: Acompanhamento (2h)</w:t>
+        <w:t xml:space="preserve">/2025 – Aula 7: </w:t>
+      </w:r>
+      <w:r>
+        <w:rPr>
+          <w:rFonts w:ascii="Arial" w:eastAsia="Arial" w:hAnsi="Arial" w:cs="Arial"/>
+        </w:rPr>
+        <w:t>Projeto Final</w:t>
+      </w:r>
+      <w:r>
+        <w:rPr>
+          <w:rFonts w:ascii="Arial" w:eastAsia="Arial" w:hAnsi="Arial" w:cs="Arial"/>
+        </w:rPr>
+        <w:t xml:space="preserve"> (2h)</w:t>
       </w:r>
     </w:p>
     <w:p>
@@ -1019,7 +1105,19 @@
         <w:rPr>
           <w:rFonts w:ascii="Arial" w:eastAsia="Arial" w:hAnsi="Arial" w:cs="Arial"/>
         </w:rPr>
-        <w:t>/2025 – Aula 8: Acompanhamento (2h)</w:t>
+        <w:t xml:space="preserve">/2025 – Aula 8: Acompanhamento </w:t>
+      </w:r>
+      <w:r>
+        <w:rPr>
+          <w:rFonts w:ascii="Arial" w:eastAsia="Arial" w:hAnsi="Arial" w:cs="Arial"/>
+        </w:rPr>
+        <w:t xml:space="preserve">Projeto Final </w:t>
+      </w:r>
+      <w:r>
+        <w:rPr>
+          <w:rFonts w:ascii="Arial" w:eastAsia="Arial" w:hAnsi="Arial" w:cs="Arial"/>
+        </w:rPr>
+        <w:t>(2h)</w:t>
       </w:r>
     </w:p>
     <w:p>
@@ -1053,7 +1151,19 @@
         <w:rPr>
           <w:rFonts w:ascii="Arial" w:eastAsia="Arial" w:hAnsi="Arial" w:cs="Arial"/>
         </w:rPr>
-        <w:t>/2025 – Aula 9: Acompanhamento (2h)</w:t>
+        <w:t xml:space="preserve">/2025 – Aula 9: </w:t>
+      </w:r>
+      <w:r>
+        <w:rPr>
+          <w:rFonts w:ascii="Arial" w:eastAsia="Arial" w:hAnsi="Arial" w:cs="Arial"/>
+        </w:rPr>
+        <w:t xml:space="preserve">Acompanhamento Projeto Final </w:t>
+      </w:r>
+      <w:r>
+        <w:rPr>
+          <w:rFonts w:ascii="Arial" w:eastAsia="Arial" w:hAnsi="Arial" w:cs="Arial"/>
+        </w:rPr>
+        <w:t>(2h)</w:t>
       </w:r>
     </w:p>
     <w:p>
@@ -1113,7 +1223,7 @@
 </file>
 
 <file path=word/numbering.xml><?xml version="1.0" encoding="utf-8"?>
-<w:numbering xmlns:wpc="http://schemas.microsoft.com/office/word/2010/wordprocessingCanvas" xmlns:cx="http://schemas.microsoft.com/office/drawing/2014/chartex" xmlns:cx1="http://schemas.microsoft.com/office/drawing/2015/9/8/chartex" xmlns:cx2="http://schemas.microsoft.com/office/drawing/2015/10/21/chartex" xmlns:cx3="http://schemas.microsoft.com/office/drawing/2016/5/9/chartex" xmlns:cx4="http://schemas.microsoft.com/office/drawing/2016/5/10/chartex" xmlns:cx5="http://schemas.microsoft.com/office/drawing/2016/5/11/chartex" xmlns:cx6="http://schemas.microsoft.com/office/drawing/2016/5/12/chartex" xmlns:cx7="http://schemas.microsoft.com/office/drawing/2016/5/13/chartex" xmlns:cx8="http://schemas.microsoft.com/office/drawing/2016/5/14/chartex" xmlns:mc="http://schemas.openxmlformats.org/markup-compatibility/2006" xmlns:aink="http://schemas.microsoft.com/office/drawing/2016/ink" xmlns:am3d="http://schemas.microsoft.com/office/drawing/2017/model3d" xmlns:o="urn:schemas-microsoft-com:office:office" xmlns:oel="http://schemas.microsoft.com/office/2019/extlst" xmlns:r="http://schemas.openxmlformats.org/officeDocument/2006/relationships" xmlns:m="http://schemas.openxmlformats.org/officeDocument/2006/math" xmlns:v="urn:schemas-microsoft-com:vml" xmlns:wp14="http://schemas.microsoft.com/office/word/2010/wordprocessingDrawing" xmlns:wp="http://schemas.openxmlformats.org/drawingml/2006/wordprocessingDrawing" xmlns:w10="urn:schemas-microsoft-com:office:word" xmlns:w="http://schemas.openxmlformats.org/wordprocessingml/2006/main" xmlns:w14="http://schemas.microsoft.com/office/word/2010/wordml" xmlns:w15="http://schemas.microsoft.com/office/word/2012/wordml" xmlns:w16cex="http://schemas.microsoft.com/office/word/2018/wordml/cex" xmlns:w16cid="http://schemas.microsoft.com/office/word/2016/wordml/cid" xmlns:w16="http://schemas.microsoft.com/office/word/2018/wordml" xmlns:w16du="http://schemas.microsoft.com/office/word/2023/wordml/word16du" xmlns:w16sdtdh="http://schemas.microsoft.com/office/word/2020/wordml/sdtdatahash" xmlns:w16se="http://schemas.microsoft.com/office/word/2015/wordml/symex" xmlns:wpg="http://schemas.microsoft.com/office/word/2010/wordprocessingGroup" xmlns:wpi="http://schemas.microsoft.com/office/word/2010/wordprocessingInk" xmlns:wne="http://schemas.microsoft.com/office/word/2006/wordml" xmlns:wps="http://schemas.microsoft.com/office/word/2010/wordprocessingShape" mc:Ignorable="w14 w15 w16se w16cid w16 w16cex w16sdtdh w16du wp14">
+<w:numbering xmlns:wpc="http://schemas.microsoft.com/office/word/2010/wordprocessingCanvas" xmlns:cx="http://schemas.microsoft.com/office/drawing/2014/chartex" xmlns:cx1="http://schemas.microsoft.com/office/drawing/2015/9/8/chartex" xmlns:cx2="http://schemas.microsoft.com/office/drawing/2015/10/21/chartex" xmlns:cx3="http://schemas.microsoft.com/office/drawing/2016/5/9/chartex" xmlns:cx4="http://schemas.microsoft.com/office/drawing/2016/5/10/chartex" xmlns:cx5="http://schemas.microsoft.com/office/drawing/2016/5/11/chartex" xmlns:cx6="http://schemas.microsoft.com/office/drawing/2016/5/12/chartex" xmlns:cx7="http://schemas.microsoft.com/office/drawing/2016/5/13/chartex" xmlns:cx8="http://schemas.microsoft.com/office/drawing/2016/5/14/chartex" xmlns:mc="http://schemas.openxmlformats.org/markup-compatibility/2006" xmlns:aink="http://schemas.microsoft.com/office/drawing/2016/ink" xmlns:am3d="http://schemas.microsoft.com/office/drawing/2017/model3d" xmlns:o="urn:schemas-microsoft-com:office:office" xmlns:oel="http://schemas.microsoft.com/office/2019/extlst" xmlns:r="http://schemas.openxmlformats.org/officeDocument/2006/relationships" xmlns:m="http://schemas.openxmlformats.org/officeDocument/2006/math" xmlns:v="urn:schemas-microsoft-com:vml" xmlns:wp14="http://schemas.microsoft.com/office/word/2010/wordprocessingDrawing" xmlns:wp="http://schemas.openxmlformats.org/drawingml/2006/wordprocessingDrawing" xmlns:w10="urn:schemas-microsoft-com:office:word" xmlns:w="http://schemas.openxmlformats.org/wordprocessingml/2006/main" xmlns:w14="http://schemas.microsoft.com/office/word/2010/wordml" xmlns:w15="http://schemas.microsoft.com/office/word/2012/wordml" xmlns:w16cex="http://schemas.microsoft.com/office/word/2018/wordml/cex" xmlns:w16cid="http://schemas.microsoft.com/office/word/2016/wordml/cid" xmlns:w16="http://schemas.microsoft.com/office/word/2018/wordml" xmlns:w16du="http://schemas.microsoft.com/office/word/2023/wordml/word16du" xmlns:w16sdtdh="http://schemas.microsoft.com/office/word/2020/wordml/sdtdatahash" xmlns:w16sdtfl="http://schemas.microsoft.com/office/word/2024/wordml/sdtformatlock" xmlns:w16se="http://schemas.microsoft.com/office/word/2015/wordml/symex" xmlns:wpg="http://schemas.microsoft.com/office/word/2010/wordprocessingGroup" xmlns:wpi="http://schemas.microsoft.com/office/word/2010/wordprocessingInk" xmlns:wne="http://schemas.microsoft.com/office/word/2006/wordml" xmlns:wps="http://schemas.microsoft.com/office/word/2010/wordprocessingShape" mc:Ignorable="w14 w15 w16se w16cid w16 w16cex w16sdtdh w16sdtfl w16du wp14">
   <w:abstractNum w:abstractNumId="0" w15:restartNumberingAfterBreak="0">
     <w:nsid w:val="04A42B75"/>
     <w:multiLevelType w:val="hybridMultilevel"/>
@@ -1439,7 +1549,7 @@
 </file>
 
 <file path=word/styles.xml><?xml version="1.0" encoding="utf-8"?>
-<w:styles xmlns:mc="http://schemas.openxmlformats.org/markup-compatibility/2006" xmlns:r="http://schemas.openxmlformats.org/officeDocument/2006/relationships" xmlns:w="http://schemas.openxmlformats.org/wordprocessingml/2006/main" xmlns:w14="http://schemas.microsoft.com/office/word/2010/wordml" xmlns:w15="http://schemas.microsoft.com/office/word/2012/wordml" xmlns:w16cex="http://schemas.microsoft.com/office/word/2018/wordml/cex" xmlns:w16cid="http://schemas.microsoft.com/office/word/2016/wordml/cid" xmlns:w16="http://schemas.microsoft.com/office/word/2018/wordml" xmlns:w16du="http://schemas.microsoft.com/office/word/2023/wordml/word16du" xmlns:w16sdtdh="http://schemas.microsoft.com/office/word/2020/wordml/sdtdatahash" xmlns:w16se="http://schemas.microsoft.com/office/word/2015/wordml/symex" mc:Ignorable="w14 w15 w16se w16cid w16 w16cex w16sdtdh w16du">
+<w:styles xmlns:mc="http://schemas.openxmlformats.org/markup-compatibility/2006" xmlns:r="http://schemas.openxmlformats.org/officeDocument/2006/relationships" xmlns:w="http://schemas.openxmlformats.org/wordprocessingml/2006/main" xmlns:w14="http://schemas.microsoft.com/office/word/2010/wordml" xmlns:w15="http://schemas.microsoft.com/office/word/2012/wordml" xmlns:w16cex="http://schemas.microsoft.com/office/word/2018/wordml/cex" xmlns:w16cid="http://schemas.microsoft.com/office/word/2016/wordml/cid" xmlns:w16="http://schemas.microsoft.com/office/word/2018/wordml" xmlns:w16du="http://schemas.microsoft.com/office/word/2023/wordml/word16du" xmlns:w16sdtdh="http://schemas.microsoft.com/office/word/2020/wordml/sdtdatahash" xmlns:w16sdtfl="http://schemas.microsoft.com/office/word/2024/wordml/sdtformatlock" xmlns:w16se="http://schemas.microsoft.com/office/word/2015/wordml/symex" mc:Ignorable="w14 w15 w16se w16cid w16 w16cex w16sdtdh w16sdtfl w16du">
   <w:docDefaults>
     <w:rPrDefault>
       <w:rPr>

--- a/PLANO DE ENSINO.docx
+++ b/PLANO DE ENSINO.docx
@@ -133,21 +133,7 @@
         <w:rPr>
           <w:rFonts w:ascii="Arial" w:eastAsia="Arial" w:hAnsi="Arial" w:cs="Arial"/>
         </w:rPr>
-        <w:t xml:space="preserve">simbologia; Criação de arquivos vetoriais; </w:t>
-      </w:r>
-      <w:proofErr w:type="gramStart"/>
-      <w:r>
-        <w:rPr>
-          <w:rFonts w:ascii="Arial" w:eastAsia="Arial" w:hAnsi="Arial" w:cs="Arial"/>
-        </w:rPr>
-        <w:t>Compositor</w:t>
-      </w:r>
-      <w:proofErr w:type="gramEnd"/>
-      <w:r>
-        <w:rPr>
-          <w:rFonts w:ascii="Arial" w:eastAsia="Arial" w:hAnsi="Arial" w:cs="Arial"/>
-        </w:rPr>
-        <w:t xml:space="preserve"> de imagem; Operações vetoriais,</w:t>
+        <w:t>simbologia; Criação de arquivos vetoriais; Compositor de imagem; Operações vetoriais,</w:t>
       </w:r>
       <w:r>
         <w:rPr>
@@ -622,21 +608,7 @@
         <w:rPr>
           <w:rFonts w:ascii="Arial" w:eastAsia="Arial" w:hAnsi="Arial" w:cs="Arial"/>
         </w:rPr>
-        <w:t xml:space="preserve">TOMAZONI, </w:t>
-      </w:r>
-      <w:proofErr w:type="spellStart"/>
-      <w:r>
-        <w:rPr>
-          <w:rFonts w:ascii="Arial" w:eastAsia="Arial" w:hAnsi="Arial" w:cs="Arial"/>
-        </w:rPr>
-        <w:t>Julio</w:t>
-      </w:r>
-      <w:proofErr w:type="spellEnd"/>
-      <w:r>
-        <w:rPr>
-          <w:rFonts w:ascii="Arial" w:eastAsia="Arial" w:hAnsi="Arial" w:cs="Arial"/>
-        </w:rPr>
-        <w:t xml:space="preserve"> Caetano; GUIMARÃES, Elisete. Introdução ao QGIS: OSGeo4W-3.22. 7. Oficina de Textos, 2022.</w:t>
+        <w:t>TOMAZONI, Julio Caetano; GUIMARÃES, Elisete. Introdução ao QGIS: OSGeo4W-3.22. 7. Oficina de Textos, 2022.</w:t>
       </w:r>
     </w:p>
     <w:p>
@@ -661,35 +633,7 @@
         <w:rPr>
           <w:rFonts w:ascii="Arial" w:eastAsia="Arial" w:hAnsi="Arial" w:cs="Arial"/>
         </w:rPr>
-        <w:t xml:space="preserve">SILVA, </w:t>
-      </w:r>
-      <w:proofErr w:type="spellStart"/>
-      <w:r>
-        <w:rPr>
-          <w:rFonts w:ascii="Arial" w:eastAsia="Arial" w:hAnsi="Arial" w:cs="Arial"/>
-        </w:rPr>
-        <w:t>Ardemirio</w:t>
-      </w:r>
-      <w:proofErr w:type="spellEnd"/>
-      <w:r>
-        <w:rPr>
-          <w:rFonts w:ascii="Arial" w:eastAsia="Arial" w:hAnsi="Arial" w:cs="Arial"/>
-        </w:rPr>
-        <w:t xml:space="preserve"> de Barros. Sistemas de Informações </w:t>
-      </w:r>
-      <w:proofErr w:type="spellStart"/>
-      <w:r>
-        <w:rPr>
-          <w:rFonts w:ascii="Arial" w:eastAsia="Arial" w:hAnsi="Arial" w:cs="Arial"/>
-        </w:rPr>
-        <w:t>Geo-referenciadas</w:t>
-      </w:r>
-      <w:proofErr w:type="spellEnd"/>
-      <w:r>
-        <w:rPr>
-          <w:rFonts w:ascii="Arial" w:eastAsia="Arial" w:hAnsi="Arial" w:cs="Arial"/>
-        </w:rPr>
-        <w:t>: conceitos e fundamentos. 2003.</w:t>
+        <w:t>SILVA, Ardemirio de Barros. Sistemas de Informações Geo-referenciadas: conceitos e fundamentos. 2003.</w:t>
       </w:r>
     </w:p>
     <w:p>
@@ -876,6 +820,12 @@
           <w:rFonts w:ascii="Arial" w:eastAsia="Arial" w:hAnsi="Arial" w:cs="Arial"/>
         </w:rPr>
         <w:t xml:space="preserve"> vetoriais</w:t>
+      </w:r>
+      <w:r>
+        <w:rPr>
+          <w:rFonts w:ascii="Arial" w:eastAsia="Arial" w:hAnsi="Arial" w:cs="Arial"/>
+        </w:rPr>
+        <w:t xml:space="preserve"> (2h)</w:t>
       </w:r>
     </w:p>
     <w:p>
